--- a/paper/td_sequential_thesis.docx
+++ b/paper/td_sequential_thesis.docx
@@ -1,6 +1,6 @@
 
 <file path=word/document.xml><?xml version="1.0" encoding="utf-8"?>
-<w:document xmlns:wpc="http://schemas.microsoft.com/office/word/2010/wordprocessingCanvas" xmlns:mc="http://schemas.openxmlformats.org/markup-compatibility/2006" xmlns:o="urn:schemas-microsoft-com:office:office" xmlns:r="http://schemas.openxmlformats.org/officeDocument/2006/relationships" xmlns:m="http://schemas.openxmlformats.org/officeDocument/2006/math" xmlns:v="urn:schemas-microsoft-com:vml" xmlns:wp14="http://schemas.microsoft.com/office/word/2010/wordprocessingDrawing" xmlns:wp="http://schemas.openxmlformats.org/drawingml/2006/wordprocessingDrawing" xmlns:w10="urn:schemas-microsoft-com:office:word" xmlns:w="http://schemas.openxmlformats.org/wordprocessingml/2006/main" xmlns:w14="http://schemas.microsoft.com/office/word/2010/wordml" xmlns:w15="http://schemas.microsoft.com/office/word/2012/wordml" xmlns:wpg="http://schemas.microsoft.com/office/word/2010/wordprocessingGroup" xmlns:wpi="http://schemas.microsoft.com/office/word/2010/wordprocessingInk" xmlns:wne="http://schemas.microsoft.com/office/word/2006/wordml" xmlns:wps="http://schemas.microsoft.com/office/word/2010/wordprocessingShape" xmlns:cx="http://schemas.microsoft.com/office/drawing/2014/chartex" xmlns:cx1="http://schemas.microsoft.com/office/drawing/2015/9/8/chartex" xmlns:cx2="http://schemas.microsoft.com/office/drawing/2015/10/21/chartex" xmlns:cx3="http://schemas.microsoft.com/office/drawing/2016/5/9/chartex" xmlns:cx4="http://schemas.microsoft.com/office/drawing/2016/5/10/chartex" xmlns:cx5="http://schemas.microsoft.com/office/drawing/2016/5/11/chartex" xmlns:cx6="http://schemas.microsoft.com/office/drawing/2016/5/12/chartex" xmlns:cx7="http://schemas.microsoft.com/office/drawing/2016/5/13/chartex" xmlns:cx8="http://schemas.microsoft.com/office/drawing/2016/5/14/chartex" xmlns:aink="http://schemas.microsoft.com/office/drawing/2016/ink" xmlns:am3d="http://schemas.microsoft.com/office/drawing/2017/model3d" xmlns:w16cex="http://schemas.microsoft.com/office/word/2018/wordml/cex" xmlns:w16cid="http://schemas.microsoft.com/office/word/2016/wordml/cid" xmlns:w16="http://schemas.microsoft.com/office/word/2018/wordml" xmlns:w16sdtdh="http://schemas.microsoft.com/office/word/2020/wordml/sdtdatahash" xmlns:w16se="http://schemas.microsoft.com/office/word/2015/wordml/symex" xmlns:oel="http://schemas.microsoft.com/office/2019/extlst" xmlns:w16du="http://schemas.microsoft.com/office/word/2023/wordml/word16du" xmlns:w16sdtfl="http://schemas.microsoft.com/office/word/2024/wordml/sdtformatlock" mc:Ignorable="w14 w15 wp14 w16se w16cid w16 w16cex w16sdtdh w16sdtfl w16du">
+<w:document xmlns:wpc="http://schemas.microsoft.com/office/word/2010/wordprocessingCanvas" xmlns:mc="http://schemas.openxmlformats.org/markup-compatibility/2006" xmlns:o="urn:schemas-microsoft-com:office:office" xmlns:r="http://schemas.openxmlformats.org/officeDocument/2006/relationships" xmlns:m="http://schemas.openxmlformats.org/officeDocument/2006/math" xmlns:v="urn:schemas-microsoft-com:vml" xmlns:wp14="http://schemas.microsoft.com/office/word/2010/wordprocessingDrawing" xmlns:wp="http://schemas.openxmlformats.org/drawingml/2006/wordprocessingDrawing" xmlns:w10="urn:schemas-microsoft-com:office:word" xmlns:w="http://schemas.openxmlformats.org/wordprocessingml/2006/main" xmlns:w14="http://schemas.microsoft.com/office/word/2010/wordml" xmlns:w15="http://schemas.microsoft.com/office/word/2012/wordml" xmlns:wpg="http://schemas.microsoft.com/office/word/2010/wordprocessingGroup" xmlns:wpi="http://schemas.microsoft.com/office/word/2010/wordprocessingInk" xmlns:wne="http://schemas.microsoft.com/office/word/2006/wordml" xmlns:wps="http://schemas.microsoft.com/office/word/2010/wordprocessingShape" xmlns:cx="http://schemas.microsoft.com/office/drawing/2014/chartex" xmlns:cx1="http://schemas.microsoft.com/office/drawing/2015/9/8/chartex" xmlns:cx2="http://schemas.microsoft.com/office/drawing/2015/10/21/chartex" xmlns:cx3="http://schemas.microsoft.com/office/drawing/2016/5/9/chartex" xmlns:cx4="http://schemas.microsoft.com/office/drawing/2016/5/10/chartex" xmlns:cx5="http://schemas.microsoft.com/office/drawing/2016/5/11/chartex" xmlns:cx6="http://schemas.microsoft.com/office/drawing/2016/5/12/chartex" xmlns:cx7="http://schemas.microsoft.com/office/drawing/2016/5/13/chartex" xmlns:cx8="http://schemas.microsoft.com/office/drawing/2016/5/14/chartex" xmlns:aink="http://schemas.microsoft.com/office/drawing/2016/ink" xmlns:am3d="http://schemas.microsoft.com/office/drawing/2017/model3d" xmlns:w16cex="http://schemas.microsoft.com/office/word/2018/wordml/cex" xmlns:w16cid="http://schemas.microsoft.com/office/word/2016/wordml/cid" xmlns:w16="http://schemas.microsoft.com/office/word/2018/wordml" xmlns:w16sdtdh="http://schemas.microsoft.com/office/word/2020/wordml/sdtdatahash" xmlns:w16se="http://schemas.microsoft.com/office/word/2015/wordml/symex" xmlns:oel="http://schemas.microsoft.com/office/2019/extlst" xmlns:w16du="http://schemas.microsoft.com/office/word/2023/wordml/word16du" mc:Ignorable="w14 w15 wp14 w16se w16cid w16 w16cex w16sdtdh w16du">
   <w:body>
     <w:p>
       <w:pPr>
@@ -19,10 +19,10 @@
           <w:noProof/>
         </w:rPr>
         <w:drawing>
-          <wp:inline distT="0" distB="0" distL="114300" distR="114300" wp14:anchorId="2F2CB798" wp14:editId="618C1730">
+          <wp:inline distT="0" distB="0" distL="114300" distR="114300" wp14:anchorId="0653B368" wp14:editId="54164EAF">
             <wp:extent cx="3395980" cy="1089660"/>
             <wp:effectExtent l="0" t="0" r="0" b="0"/>
-            <wp:docPr id="8" name="图片 4" descr="校名"/>
+            <wp:docPr id="1372107494" name="图片 4" descr="校名"/>
             <wp:cNvGraphicFramePr>
               <a:graphicFrameLocks xmlns:a="http://schemas.openxmlformats.org/drawingml/2006/main" noChangeAspect="1"/>
             </wp:cNvGraphicFramePr>
@@ -36,7 +36,7 @@
                     </pic:cNvPicPr>
                   </pic:nvPicPr>
                   <pic:blipFill>
-                    <a:blip r:embed="rId14">
+                    <a:blip r:embed="rId13">
                       <a:clrChange>
                         <a:clrFrom>
                           <a:srgbClr val="FFFFFD"/>
@@ -96,7 +96,7 @@
         <w:ind w:firstLineChars="0" w:firstLine="0" w:left="0" w:right="0" w:hanging="0" w:leftChars="0" w:rightChars="0" w:hangingChars="0"/>
         <w:jc w:val="center"/>
         <w:rPr>
-          <w:rFonts w:ascii="Times New Roman" w:eastAsia="黑体" w:hAnsi="Times New Roman" w:cs="Times New Roman"/>
+          <w:rFonts w:ascii="Times New Roman" w:eastAsia="黑体" w:hAnsi="Times New Roman"/>
           <w:b/>
           <w:sz w:val="52"/>
           <w:szCs w:val="24"/>
@@ -104,7 +104,7 @@
       </w:pPr>
       <w:r>
         <w:rPr>
-          <w:rFonts w:ascii="Times New Roman" w:eastAsia="黑体" w:hAnsi="Times New Roman" w:cs="Times New Roman" w:hint="eastAsia"/>
+          <w:rFonts w:ascii="Times New Roman" w:eastAsia="黑体" w:hAnsi="Times New Roman" w:hint="eastAsia"/>
           <w:b/>
           <w:sz w:val="52"/>
           <w:szCs w:val="24"/>
@@ -113,7 +113,7 @@
       </w:r>
       <w:r>
         <w:rPr>
-          <w:rFonts w:ascii="Times New Roman" w:eastAsia="黑体" w:hAnsi="Times New Roman" w:cs="Times New Roman" w:hint="eastAsia"/>
+          <w:rFonts w:ascii="Times New Roman" w:eastAsia="黑体" w:hAnsi="Times New Roman" w:hint="eastAsia"/>
           <w:b/>
           <w:sz w:val="52"/>
           <w:szCs w:val="24"/>
@@ -122,7 +122,7 @@
       </w:r>
       <w:r>
         <w:rPr>
-          <w:rFonts w:ascii="Times New Roman" w:eastAsia="黑体" w:hAnsi="Times New Roman" w:cs="Times New Roman" w:hint="eastAsia"/>
+          <w:rFonts w:ascii="Times New Roman" w:eastAsia="黑体" w:hAnsi="Times New Roman" w:hint="eastAsia"/>
           <w:b/>
           <w:sz w:val="52"/>
           <w:szCs w:val="24"/>
@@ -131,7 +131,7 @@
       </w:r>
       <w:r>
         <w:rPr>
-          <w:rFonts w:ascii="Times New Roman" w:eastAsia="黑体" w:hAnsi="Times New Roman" w:cs="Times New Roman" w:hint="eastAsia"/>
+          <w:rFonts w:ascii="Times New Roman" w:eastAsia="黑体" w:hAnsi="Times New Roman" w:hint="eastAsia"/>
           <w:b/>
           <w:sz w:val="52"/>
           <w:szCs w:val="24"/>
@@ -140,7 +140,7 @@
       </w:r>
       <w:r>
         <w:rPr>
-          <w:rFonts w:ascii="Times New Roman" w:eastAsia="黑体" w:hAnsi="Times New Roman" w:cs="Times New Roman" w:hint="eastAsia"/>
+          <w:rFonts w:ascii="Times New Roman" w:eastAsia="黑体" w:hAnsi="Times New Roman" w:hint="eastAsia"/>
           <w:b/>
           <w:sz w:val="52"/>
           <w:szCs w:val="24"/>
@@ -149,7 +149,7 @@
       </w:r>
       <w:r>
         <w:rPr>
-          <w:rFonts w:ascii="Times New Roman" w:eastAsia="黑体" w:hAnsi="Times New Roman" w:cs="Times New Roman" w:hint="eastAsia"/>
+          <w:rFonts w:ascii="Times New Roman" w:eastAsia="黑体" w:hAnsi="Times New Roman" w:hint="eastAsia"/>
           <w:b/>
           <w:sz w:val="52"/>
           <w:szCs w:val="24"/>
@@ -158,7 +158,7 @@
       </w:r>
       <w:r>
         <w:rPr>
-          <w:rFonts w:ascii="Times New Roman" w:eastAsia="黑体" w:hAnsi="Times New Roman" w:cs="Times New Roman" w:hint="eastAsia"/>
+          <w:rFonts w:ascii="Times New Roman" w:eastAsia="黑体" w:hAnsi="Times New Roman" w:hint="eastAsia"/>
           <w:b/>
           <w:sz w:val="52"/>
           <w:szCs w:val="24"/>
@@ -167,7 +167,7 @@
       </w:r>
       <w:r>
         <w:rPr>
-          <w:rFonts w:ascii="Times New Roman" w:eastAsia="黑体" w:hAnsi="Times New Roman" w:cs="Times New Roman" w:hint="eastAsia"/>
+          <w:rFonts w:ascii="Times New Roman" w:eastAsia="黑体" w:hAnsi="Times New Roman" w:hint="eastAsia"/>
           <w:b/>
           <w:sz w:val="52"/>
           <w:szCs w:val="24"/>
@@ -176,7 +176,7 @@
       </w:r>
       <w:r>
         <w:rPr>
-          <w:rFonts w:ascii="Times New Roman" w:eastAsia="黑体" w:hAnsi="Times New Roman" w:cs="Times New Roman" w:hint="eastAsia"/>
+          <w:rFonts w:ascii="Times New Roman" w:eastAsia="黑体" w:hAnsi="Times New Roman" w:hint="eastAsia"/>
           <w:b/>
           <w:sz w:val="52"/>
           <w:szCs w:val="24"/>
@@ -185,7 +185,7 @@
       </w:r>
       <w:r>
         <w:rPr>
-          <w:rFonts w:ascii="Times New Roman" w:eastAsia="黑体" w:hAnsi="Times New Roman" w:cs="Times New Roman" w:hint="eastAsia"/>
+          <w:rFonts w:ascii="Times New Roman" w:eastAsia="黑体" w:hAnsi="Times New Roman" w:hint="eastAsia"/>
           <w:b/>
           <w:sz w:val="52"/>
           <w:szCs w:val="24"/>
@@ -194,7 +194,7 @@
       </w:r>
       <w:r>
         <w:rPr>
-          <w:rFonts w:ascii="Times New Roman" w:eastAsia="黑体" w:hAnsi="Times New Roman" w:cs="Times New Roman" w:hint="eastAsia"/>
+          <w:rFonts w:ascii="Times New Roman" w:eastAsia="黑体" w:hAnsi="Times New Roman" w:hint="eastAsia"/>
           <w:b/>
           <w:sz w:val="52"/>
           <w:szCs w:val="24"/>
@@ -203,7 +203,7 @@
       </w:r>
       <w:r>
         <w:rPr>
-          <w:rFonts w:ascii="Times New Roman" w:eastAsia="黑体" w:hAnsi="Times New Roman" w:cs="Times New Roman" w:hint="eastAsia"/>
+          <w:rFonts w:ascii="Times New Roman" w:eastAsia="黑体" w:hAnsi="Times New Roman" w:hint="eastAsia"/>
           <w:b/>
           <w:sz w:val="52"/>
           <w:szCs w:val="24"/>
@@ -212,7 +212,7 @@
       </w:r>
       <w:r>
         <w:rPr>
-          <w:rFonts w:ascii="Times New Roman" w:eastAsia="黑体" w:hAnsi="Times New Roman" w:cs="Times New Roman" w:hint="eastAsia"/>
+          <w:rFonts w:ascii="Times New Roman" w:eastAsia="黑体" w:hAnsi="Times New Roman" w:hint="eastAsia"/>
           <w:b/>
           <w:sz w:val="52"/>
           <w:szCs w:val="24"/>
@@ -221,7 +221,7 @@
       </w:r>
       <w:r>
         <w:rPr>
-          <w:rFonts w:ascii="Times New Roman" w:eastAsia="黑体" w:hAnsi="Times New Roman" w:cs="Times New Roman" w:hint="eastAsia"/>
+          <w:rFonts w:ascii="Times New Roman" w:eastAsia="黑体" w:hAnsi="Times New Roman" w:hint="eastAsia"/>
           <w:b/>
           <w:sz w:val="52"/>
           <w:szCs w:val="24"/>
@@ -230,7 +230,7 @@
       </w:r>
       <w:r>
         <w:rPr>
-          <w:rFonts w:ascii="Times New Roman" w:eastAsia="黑体" w:hAnsi="Times New Roman" w:cs="Times New Roman" w:hint="eastAsia"/>
+          <w:rFonts w:ascii="Times New Roman" w:eastAsia="黑体" w:hAnsi="Times New Roman" w:hint="eastAsia"/>
           <w:b/>
           <w:sz w:val="52"/>
           <w:szCs w:val="24"/>
@@ -239,7 +239,7 @@
       </w:r>
       <w:r>
         <w:rPr>
-          <w:rFonts w:ascii="Times New Roman" w:eastAsia="黑体" w:hAnsi="Times New Roman" w:cs="Times New Roman" w:hint="eastAsia"/>
+          <w:rFonts w:ascii="Times New Roman" w:eastAsia="黑体" w:hAnsi="Times New Roman" w:hint="eastAsia"/>
           <w:b/>
           <w:sz w:val="52"/>
           <w:szCs w:val="24"/>
@@ -248,7 +248,7 @@
       </w:r>
       <w:r>
         <w:rPr>
-          <w:rFonts w:ascii="Times New Roman" w:eastAsia="黑体" w:hAnsi="Times New Roman" w:cs="Times New Roman" w:hint="eastAsia"/>
+          <w:rFonts w:ascii="Times New Roman" w:eastAsia="黑体" w:hAnsi="Times New Roman" w:hint="eastAsia"/>
           <w:b/>
           <w:sz w:val="52"/>
           <w:szCs w:val="24"/>
@@ -278,23 +278,23 @@
         <w:ind w:firstLineChars="0" w:firstLine="0" w:left="0" w:right="0" w:hanging="0" w:leftChars="0" w:rightChars="0" w:hangingChars="0"/>
         <w:jc w:val="center"/>
         <w:rPr>
-          <w:rFonts w:ascii="Times New Roman" w:hAnsi="Times New Roman" w:cs="Times New Roman"/>
+          <w:rFonts w:ascii="Times New Roman" w:hAnsi="Times New Roman"/>
           <w:sz w:val="52"/>
           <w:szCs w:val="24"/>
         </w:rPr>
       </w:pPr>
       <w:r>
         <w:rPr>
-          <w:rFonts w:ascii="Times New Roman" w:hAnsi="Times New Roman" w:cs="Times New Roman" w:hint="eastAsia"/>
+          <w:rFonts w:ascii="Times New Roman" w:hAnsi="Times New Roman" w:hint="eastAsia"/>
           <w:noProof/>
           <w:sz w:val="52"/>
           <w:szCs w:val="24"/>
         </w:rPr>
         <w:drawing>
-          <wp:inline distT="0" distB="0" distL="114300" distR="114300" wp14:anchorId="56626587" wp14:editId="17DDC4C3">
+          <wp:inline distT="0" distB="0" distL="114300" distR="114300" wp14:anchorId="76D5685C" wp14:editId="74119AFD">
             <wp:extent cx="1270635" cy="1270635"/>
             <wp:effectExtent l="0" t="0" r="635" b="635"/>
-            <wp:docPr id="1" name="图片 1" descr="510982ad11313f60a5bf288d23e64aa"/>
+            <wp:docPr id="463167454" name="图片 463167454" descr="510982ad11313f60a5bf288d23e64aa"/>
             <wp:cNvGraphicFramePr>
               <a:graphicFrameLocks xmlns:a="http://schemas.openxmlformats.org/drawingml/2006/main" noChangeAspect="1"/>
             </wp:cNvGraphicFramePr>
@@ -308,7 +308,7 @@
                     </pic:cNvPicPr>
                   </pic:nvPicPr>
                   <pic:blipFill>
-                    <a:blip r:embed="rId13"/>
+                    <a:blip r:embed="rId18"/>
                     <a:stretch>
                       <a:fillRect/>
                     </a:stretch>
@@ -348,9 +348,9 @@
         <w:adjustRightInd w:val="0"/>
         <w:snapToGrid w:val="0"/>
         <w:spacing w:line="240" w:lineRule="auto"/>
-        <w:ind w:firstLineChars="400" w:firstLine="1285"/>
-        <w:rPr>
-          <w:rFonts w:ascii="黑体" w:eastAsia="黑体" w:hAnsi="黑体" w:cs="Times New Roman"/>
+        <w:ind w:firstLineChars="500" w:firstLine="1631"/>
+        <w:rPr>
+          <w:rFonts w:ascii="黑体" w:eastAsia="黑体" w:hAnsi="黑体"/>
           <w:b/>
           <w:sz w:val="32"/>
           <w:szCs w:val="21"/>
@@ -359,7 +359,7 @@
       </w:pPr>
       <w:r>
         <w:rPr>
-          <w:rFonts w:ascii="Times New Roman" w:eastAsia="黑体" w:hAnsi="Times New Roman" w:cs="Times New Roman" w:hint="eastAsia"/>
+          <w:rFonts w:ascii="Times New Roman" w:eastAsia="黑体" w:hAnsi="Times New Roman" w:hint="eastAsia"/>
           <w:b/>
           <w:sz w:val="32"/>
           <w:szCs w:val="21"/>
@@ -368,7 +368,7 @@
       </w:r>
       <w:r>
         <w:rPr>
-          <w:rFonts w:ascii="Times New Roman" w:eastAsia="黑体" w:hAnsi="Times New Roman" w:cs="Times New Roman" w:hint="eastAsia"/>
+          <w:rFonts w:ascii="Times New Roman" w:eastAsia="黑体" w:hAnsi="Times New Roman" w:hint="eastAsia"/>
           <w:b/>
           <w:sz w:val="32"/>
           <w:szCs w:val="21"/>
@@ -377,7 +377,7 @@
       </w:r>
       <w:r>
         <w:rPr>
-          <w:rFonts w:ascii="黑体" w:eastAsia="黑体" w:hAnsi="黑体" w:cs="Times New Roman"/>
+          <w:rFonts w:ascii="黑体" w:eastAsia="黑体" w:hAnsi="黑体"/>
           <w:b/>
           <w:sz w:val="32"/>
           <w:szCs w:val="21"/>
@@ -387,43 +387,170 @@
       </w:r>
       <w:r>
         <w:rPr>
-          <w:rFonts w:ascii="黑体" w:eastAsia="黑体" w:hAnsi="黑体" w:cs="Times New Roman" w:hint="eastAsia"/>
+          <w:rFonts w:ascii="黑体" w:eastAsia="黑体" w:hAnsi="黑体" w:hint="eastAsia"/>
           <w:b/>
           <w:sz w:val="32"/>
           <w:szCs w:val="21"/>
           <w:u w:val="single"/>
         </w:rPr>
-        <w:t xml:space="preserve">      </w:t>
-      </w:r>
-      <w:r>
-        <w:rPr>
-          <w:rFonts w:ascii="黑体" w:eastAsia="黑体" w:hAnsi="黑体" w:cs="Times New Roman" w:hint="eastAsia"/>
+        <w:t xml:space="preserve">    </w:t>
+      </w:r>
+      <w:r>
+        <w:rPr>
+          <w:rFonts w:ascii="黑体" w:eastAsia="黑体" w:hAnsi="黑体"/>
           <w:b/>
           <w:sz w:val="32"/>
           <w:szCs w:val="21"/>
           <w:u w:val="single"/>
         </w:rPr>
-        <w:t xml:space="preserve">               </w:t>
-      </w:r>
-      <w:r>
-        <w:rPr>
-          <w:rFonts w:ascii="黑体" w:eastAsia="黑体" w:hAnsi="黑体" w:cs="Times New Roman" w:hint="eastAsia"/>
+        <w:t>基于</w:t>
+      </w:r>
+      <w:proofErr w:type="spellStart"/>
+      <w:r>
+        <w:rPr>
+          <w:rFonts w:ascii="Times New Roman" w:eastAsia="黑体" w:hAnsi="Times New Roman"/>
           <w:b/>
           <w:sz w:val="32"/>
           <w:szCs w:val="21"/>
           <w:u w:val="single"/>
         </w:rPr>
-        <w:t xml:space="preserve">                                                   </w:t>
-      </w:r>
-      <w:r>
-        <w:rPr>
-          <w:rFonts w:ascii="黑体" w:eastAsia="黑体" w:hAnsi="黑体" w:cs="Times New Roman"/>
+        <w:t>DeMarker</w:t>
+      </w:r>
+      <w:proofErr w:type="spellEnd"/>
+      <w:r>
+        <w:rPr>
+          <w:rFonts w:ascii="黑体" w:eastAsia="黑体" w:hAnsi="黑体"/>
           <w:b/>
           <w:sz w:val="32"/>
           <w:szCs w:val="21"/>
           <w:u w:val="single"/>
         </w:rPr>
-        <w:t xml:space="preserve"> </w:t>
+        <w:t>指标的量化</w:t>
+      </w:r>
+      <w:r>
+        <w:rPr>
+          <w:rFonts w:ascii="黑体" w:eastAsia="黑体" w:hAnsi="黑体"/>
+          <w:b/>
+          <w:sz w:val="32"/>
+          <w:szCs w:val="21"/>
+          <w:u w:val="single"/>
+        </w:rPr>
+        <w:tab/>
+      </w:r>
+      <w:r>
+        <w:rPr>
+          <w:rFonts w:ascii="黑体" w:eastAsia="黑体" w:hAnsi="黑体"/>
+          <w:b/>
+          <w:sz w:val="32"/>
+          <w:szCs w:val="21"/>
+          <w:u w:val="single"/>
+        </w:rPr>
+        <w:tab/>
+      </w:r>
+      <w:r>
+        <w:rPr>
+          <w:rFonts w:ascii="黑体" w:eastAsia="黑体" w:hAnsi="黑体"/>
+          <w:b/>
+          <w:sz w:val="32"/>
+          <w:szCs w:val="21"/>
+          <w:u w:val="single"/>
+        </w:rPr>
+        <w:tab/>
+      </w:r>
+      <w:r>
+        <w:rPr>
+          <w:rFonts w:ascii="黑体" w:eastAsia="黑体" w:hAnsi="黑体"/>
+          <w:b/>
+          <w:sz w:val="32"/>
+          <w:szCs w:val="21"/>
+          <w:u w:val="single"/>
+        </w:rPr>
+        <w:tab/>
+      </w:r>
+    </w:p>
+    <w:p>
+      <w:pPr>
+        <w:adjustRightInd w:val="0"/>
+        <w:snapToGrid w:val="0"/>
+        <w:spacing w:line="240" w:lineRule="auto"/>
+        <w:ind w:firstLineChars="782" w:firstLine="2551"/>
+        <w:rPr>
+          <w:rFonts w:ascii="黑体" w:eastAsia="黑体" w:hAnsi="黑体"/>
+          <w:b/>
+          <w:sz w:val="32"/>
+          <w:szCs w:val="21"/>
+          <w:u w:val="single"/>
+        </w:rPr>
+      </w:pPr>
+      <w:r>
+        <w:rPr>
+          <w:rFonts w:ascii="黑体" w:eastAsia="黑体" w:hAnsi="黑体"/>
+          <w:b/>
+          <w:sz w:val="32"/>
+          <w:szCs w:val="21"/>
+          <w:u w:val="single"/>
+        </w:rPr>
+        <w:t xml:space="preserve">      </w:t>
+      </w:r>
+      <w:r>
+        <w:rPr>
+          <w:rFonts w:ascii="黑体" w:eastAsia="黑体" w:hAnsi="黑体"/>
+          <w:b/>
+          <w:sz w:val="32"/>
+          <w:szCs w:val="21"/>
+          <w:u w:val="single"/>
+        </w:rPr>
+        <w:t>交易系统的设计与实现</w:t>
+      </w:r>
+      <w:r>
+        <w:rPr>
+          <w:rFonts w:ascii="黑体" w:eastAsia="黑体" w:hAnsi="黑体"/>
+          <w:b/>
+          <w:sz w:val="32"/>
+          <w:szCs w:val="21"/>
+          <w:u w:val="single"/>
+        </w:rPr>
+        <w:tab/>
+      </w:r>
+      <w:r>
+        <w:rPr>
+          <w:rFonts w:ascii="黑体" w:eastAsia="黑体" w:hAnsi="黑体"/>
+          <w:b/>
+          <w:sz w:val="32"/>
+          <w:szCs w:val="21"/>
+          <w:u w:val="single"/>
+        </w:rPr>
+        <w:tab/>
+      </w:r>
+      <w:r>
+        <w:rPr>
+          <w:rFonts w:ascii="黑体" w:eastAsia="黑体" w:hAnsi="黑体"/>
+          <w:b/>
+          <w:sz w:val="32"/>
+          <w:szCs w:val="21"/>
+          <w:u w:val="single"/>
+        </w:rPr>
+        <w:tab/>
+      </w:r>
+      <w:r>
+        <w:rPr>
+          <w:rFonts w:ascii="黑体" w:eastAsia="黑体" w:hAnsi="黑体"/>
+          <w:b/>
+          <w:sz w:val="32"/>
+          <w:szCs w:val="21"/>
+          <w:u w:val="single"/>
+        </w:rPr>
+        <w:tab/>
+      </w:r>
+      <w:r>
+        <w:rPr>
+          <w:rFonts w:ascii="黑体" w:eastAsia="黑体" w:hAnsi="黑体"/>
+          <w:b/>
+          <w:sz w:val="32"/>
+          <w:szCs w:val="21"/>
+          <w:u w:val="single"/>
+        </w:rPr>
+        <w:tab/>
       </w:r>
     </w:p>
     <w:p>
@@ -433,7 +560,7 @@
         <w:spacing w:line="240" w:lineRule="auto"/>
         <w:ind w:firstLineChars="0" w:firstLine="0"/>
         <w:rPr>
-          <w:rFonts w:ascii="黑体" w:eastAsia="黑体" w:hAnsi="Times New Roman" w:cs="Times New Roman"/>
+          <w:rFonts w:ascii="黑体" w:eastAsia="黑体" w:hAnsi="Times New Roman"/>
           <w:b/>
           <w:sz w:val="32"/>
           <w:szCs w:val="32"/>
@@ -445,7 +572,7 @@
         <w:adjustRightInd w:val="0"/>
         <w:snapToGrid w:val="0"/>
         <w:spacing w:line="240" w:lineRule="auto"/>
-        <w:ind w:firstLineChars="795" w:firstLine="2554"/>
+        <w:ind w:firstLineChars="795" w:firstLine="2594"/>
         <w:rPr>
           <w:rFonts w:ascii="黑体" w:eastAsia="黑体" w:hAnsi="黑体" w:cs="黑体"/>
           <w:b/>
@@ -460,7 +587,7 @@
         <w:adjustRightInd w:val="0"/>
         <w:snapToGrid w:val="0"/>
         <w:spacing w:line="360" w:lineRule="auto"/>
-        <w:ind w:firstLineChars="600" w:firstLine="1928"/>
+        <w:ind w:firstLineChars="600" w:firstLine="1958"/>
         <w:rPr>
           <w:rFonts w:cs="宋体"/>
           <w:b/>
@@ -489,7 +616,117 @@
           <w:szCs w:val="32"/>
           <w:u w:val="single"/>
         </w:rPr>
-        <w:t xml:space="preserve">                              </w:t>
+        <w:t xml:space="preserve">         </w:t>
+      </w:r>
+      <w:r>
+        <w:rPr>
+          <w:rFonts w:cs="宋体" w:hint="eastAsia"/>
+          <w:b/>
+          <w:bCs/>
+          <w:sz w:val="32"/>
+          <w:szCs w:val="32"/>
+          <w:u w:val="single"/>
+        </w:rPr>
+        <w:t>熊瑞</w:t>
+      </w:r>
+      <w:r>
+        <w:rPr>
+          <w:rFonts w:cs="宋体"/>
+          <w:b/>
+          <w:bCs/>
+          <w:sz w:val="32"/>
+          <w:szCs w:val="32"/>
+          <w:u w:val="single"/>
+        </w:rPr>
+        <w:tab/>
+      </w:r>
+      <w:r>
+        <w:rPr>
+          <w:rFonts w:cs="宋体"/>
+          <w:b/>
+          <w:bCs/>
+          <w:sz w:val="32"/>
+          <w:szCs w:val="32"/>
+          <w:u w:val="single"/>
+        </w:rPr>
+        <w:tab/>
+      </w:r>
+      <w:r>
+        <w:rPr>
+          <w:rFonts w:cs="宋体"/>
+          <w:b/>
+          <w:bCs/>
+          <w:sz w:val="32"/>
+          <w:szCs w:val="32"/>
+          <w:u w:val="single"/>
+        </w:rPr>
+        <w:tab/>
+      </w:r>
+      <w:r>
+        <w:rPr>
+          <w:rFonts w:cs="宋体"/>
+          <w:b/>
+          <w:bCs/>
+          <w:sz w:val="32"/>
+          <w:szCs w:val="32"/>
+          <w:u w:val="single"/>
+        </w:rPr>
+        <w:tab/>
+      </w:r>
+      <w:r>
+        <w:rPr>
+          <w:rFonts w:cs="宋体"/>
+          <w:b/>
+          <w:bCs/>
+          <w:sz w:val="32"/>
+          <w:szCs w:val="32"/>
+          <w:u w:val="single"/>
+        </w:rPr>
+        <w:tab/>
+      </w:r>
+      <w:r>
+        <w:rPr>
+          <w:rFonts w:cs="宋体"/>
+          <w:b/>
+          <w:bCs/>
+          <w:sz w:val="32"/>
+          <w:szCs w:val="32"/>
+          <w:u w:val="single"/>
+        </w:rPr>
+        <w:tab/>
+      </w:r>
+      <w:r>
+        <w:rPr>
+          <w:rFonts w:cs="宋体"/>
+          <w:b/>
+          <w:bCs/>
+          <w:sz w:val="32"/>
+          <w:szCs w:val="32"/>
+          <w:u w:val="single"/>
+        </w:rPr>
+        <w:tab/>
+      </w:r>
+      <w:r>
+        <w:rPr>
+          <w:rFonts w:cs="宋体"/>
+          <w:b/>
+          <w:bCs/>
+          <w:sz w:val="32"/>
+          <w:szCs w:val="32"/>
+          <w:u w:val="single"/>
+        </w:rPr>
+        <w:tab/>
+      </w:r>
+      <w:r>
+        <w:rPr>
+          <w:rFonts w:cs="宋体"/>
+          <w:b/>
+          <w:bCs/>
+          <w:sz w:val="32"/>
+          <w:szCs w:val="32"/>
+          <w:u w:val="single"/>
+        </w:rPr>
+        <w:tab/>
       </w:r>
     </w:p>
     <w:p>
@@ -497,7 +734,7 @@
         <w:adjustRightInd w:val="0"/>
         <w:snapToGrid w:val="0"/>
         <w:spacing w:line="360" w:lineRule="auto"/>
-        <w:ind w:firstLineChars="600" w:firstLine="1928"/>
+        <w:ind w:firstLineChars="600" w:firstLine="1958"/>
         <w:rPr>
           <w:rFonts w:cs="宋体"/>
           <w:b/>
@@ -506,7 +743,6 @@
           <w:szCs w:val="32"/>
         </w:rPr>
       </w:pPr>
-      <w:bookmarkStart w:id="1" w:name="OLE_LINK1"/>
       <w:r>
         <w:rPr>
           <w:rFonts w:cs="宋体" w:hint="eastAsia"/>
@@ -526,33 +762,18 @@
           <w:szCs w:val="32"/>
           <w:u w:val="single"/>
         </w:rPr>
-        <w:t xml:space="preserve">                              </w:t>
-      </w:r>
-    </w:p>
-    <w:bookmarkEnd w:id="1"/>
-    <w:p>
-      <w:pPr>
-        <w:adjustRightInd w:val="0"/>
-        <w:snapToGrid w:val="0"/>
-        <w:spacing w:line="360" w:lineRule="auto"/>
-        <w:ind w:firstLineChars="600" w:firstLine="1928"/>
+        <w:t xml:space="preserve"> </w:t>
+      </w:r>
+      <w:r>
         <w:rPr>
           <w:rFonts w:cs="宋体"/>
           <w:b/>
           <w:bCs/>
           <w:sz w:val="32"/>
           <w:szCs w:val="32"/>
-        </w:rPr>
-      </w:pPr>
-      <w:r>
-        <w:rPr>
-          <w:rFonts w:cs="宋体" w:hint="eastAsia"/>
-          <w:b/>
-          <w:bCs/>
-          <w:sz w:val="32"/>
-          <w:szCs w:val="32"/>
-        </w:rPr>
-        <w:t>专    业</w:t>
+          <w:u w:val="single"/>
+        </w:rPr>
+        <w:t xml:space="preserve"> </w:t>
       </w:r>
       <w:r>
         <w:rPr>
@@ -563,7 +784,19 @@
           <w:szCs w:val="32"/>
           <w:u w:val="single"/>
         </w:rPr>
-        <w:t xml:space="preserve">                              </w:t>
+        <w:t>计算机学院（国家示范性软件学院）</w:t>
+      </w:r>
+      <w:r>
+        <w:rPr>
+          <w:rFonts w:cs="宋体"/>
+          <w:b/>
+          <w:bCs/>
+          <w:sz w:val="32"/>
+          <w:szCs w:val="32"/>
+          <w:u w:val="single"/>
+        </w:rPr>
+        <w:tab/>
+        <w:t xml:space="preserve"> </w:t>
       </w:r>
     </w:p>
     <w:p>
@@ -571,7 +804,48 @@
         <w:adjustRightInd w:val="0"/>
         <w:snapToGrid w:val="0"/>
         <w:spacing w:line="360" w:lineRule="auto"/>
-        <w:ind w:firstLineChars="600" w:firstLine="1928"/>
+        <w:ind w:firstLineChars="600" w:firstLine="1958"/>
+        <w:rPr>
+          <w:rFonts w:cs="宋体"/>
+          <w:b/>
+          <w:bCs/>
+          <w:sz w:val="32"/>
+          <w:szCs w:val="32"/>
+        </w:rPr>
+      </w:pPr>
+      <w:r>
+        <w:rPr>
+          <w:rFonts w:cs="宋体" w:hint="eastAsia"/>
+          <w:b/>
+          <w:bCs/>
+          <w:sz w:val="32"/>
+          <w:szCs w:val="32"/>
+        </w:rPr>
+        <w:t>专    业</w:t>
+      </w:r>
+      <w:r>
+        <w:rPr>
+          <w:rFonts w:cs="宋体" w:hint="eastAsia"/>
+          <w:b/>
+          <w:bCs/>
+          <w:sz w:val="32"/>
+          <w:szCs w:val="32"/>
+          <w:u w:val="single"/>
+        </w:rPr>
+        <w:t xml:space="preserve">        </w:t>
+      </w:r>
+      <w:r>
+        <w:rPr>
+          <w:rFonts w:cs="宋体" w:hint="eastAsia"/>
+          <w:b/>
+          <w:bCs/>
+          <w:sz w:val="32"/>
+          <w:szCs w:val="32"/>
+          <w:u w:val="single"/>
+        </w:rPr>
+        <w:t>软件工程</w:t>
+      </w:r>
+      <w:r>
         <w:rPr>
           <w:rFonts w:cs="宋体"/>
           <w:b/>
@@ -580,6 +854,100 @@
           <w:szCs w:val="32"/>
           <w:u w:val="single"/>
         </w:rPr>
+        <w:tab/>
+      </w:r>
+      <w:r>
+        <w:rPr>
+          <w:rFonts w:cs="宋体"/>
+          <w:b/>
+          <w:bCs/>
+          <w:sz w:val="32"/>
+          <w:szCs w:val="32"/>
+          <w:u w:val="single"/>
+        </w:rPr>
+        <w:tab/>
+      </w:r>
+      <w:r>
+        <w:rPr>
+          <w:rFonts w:cs="宋体"/>
+          <w:b/>
+          <w:bCs/>
+          <w:sz w:val="32"/>
+          <w:szCs w:val="32"/>
+          <w:u w:val="single"/>
+        </w:rPr>
+        <w:tab/>
+      </w:r>
+      <w:r>
+        <w:rPr>
+          <w:rFonts w:cs="宋体"/>
+          <w:b/>
+          <w:bCs/>
+          <w:sz w:val="32"/>
+          <w:szCs w:val="32"/>
+          <w:u w:val="single"/>
+        </w:rPr>
+        <w:tab/>
+      </w:r>
+      <w:r>
+        <w:rPr>
+          <w:rFonts w:cs="宋体"/>
+          <w:b/>
+          <w:bCs/>
+          <w:sz w:val="32"/>
+          <w:szCs w:val="32"/>
+          <w:u w:val="single"/>
+        </w:rPr>
+        <w:tab/>
+      </w:r>
+      <w:r>
+        <w:rPr>
+          <w:rFonts w:cs="宋体"/>
+          <w:b/>
+          <w:bCs/>
+          <w:sz w:val="32"/>
+          <w:szCs w:val="32"/>
+          <w:u w:val="single"/>
+        </w:rPr>
+        <w:tab/>
+      </w:r>
+      <w:r>
+        <w:rPr>
+          <w:rFonts w:cs="宋体"/>
+          <w:b/>
+          <w:bCs/>
+          <w:sz w:val="32"/>
+          <w:szCs w:val="32"/>
+          <w:u w:val="single"/>
+        </w:rPr>
+        <w:tab/>
+      </w:r>
+      <w:r>
+        <w:rPr>
+          <w:rFonts w:cs="宋体"/>
+          <w:b/>
+          <w:bCs/>
+          <w:sz w:val="32"/>
+          <w:szCs w:val="32"/>
+          <w:u w:val="single"/>
+        </w:rPr>
+        <w:tab/>
+      </w:r>
+    </w:p>
+    <w:p>
+      <w:pPr>
+        <w:adjustRightInd w:val="0"/>
+        <w:snapToGrid w:val="0"/>
+        <w:spacing w:line="360" w:lineRule="auto"/>
+        <w:ind w:firstLineChars="600" w:firstLine="1958"/>
+        <w:rPr>
+          <w:rFonts w:cs="宋体"/>
+          <w:b/>
+          <w:bCs/>
+          <w:sz w:val="32"/>
+          <w:szCs w:val="32"/>
+          <w:u w:val="single"/>
+        </w:rPr>
       </w:pPr>
       <w:r>
         <w:rPr>
@@ -600,7 +968,106 @@
           <w:szCs w:val="32"/>
           <w:u w:val="single"/>
         </w:rPr>
-        <w:t xml:space="preserve">                              </w:t>
+        <w:t xml:space="preserve">        </w:t>
+      </w:r>
+      <w:r>
+        <w:rPr>
+          <w:rFonts w:ascii="Times New Roman" w:hAnsi="Times New Roman"/>
+          <w:b/>
+          <w:bCs/>
+          <w:sz w:val="32"/>
+          <w:szCs w:val="32"/>
+          <w:u w:val="single"/>
+        </w:rPr>
+        <w:t>202</w:t>
+      </w:r>
+      <w:r>
+        <w:rPr>
+          <w:rFonts w:ascii="Times New Roman" w:hAnsi="Times New Roman" w:hint="eastAsia"/>
+          <w:b/>
+          <w:bCs/>
+          <w:sz w:val="32"/>
+          <w:szCs w:val="32"/>
+          <w:u w:val="single"/>
+        </w:rPr>
+        <w:t>2211316</w:t>
+      </w:r>
+      <w:r>
+        <w:rPr>
+          <w:rFonts w:cs="宋体"/>
+          <w:b/>
+          <w:bCs/>
+          <w:sz w:val="32"/>
+          <w:szCs w:val="32"/>
+          <w:u w:val="single"/>
+        </w:rPr>
+        <w:tab/>
+      </w:r>
+      <w:r>
+        <w:rPr>
+          <w:rFonts w:cs="宋体"/>
+          <w:b/>
+          <w:bCs/>
+          <w:sz w:val="32"/>
+          <w:szCs w:val="32"/>
+          <w:u w:val="single"/>
+        </w:rPr>
+        <w:tab/>
+      </w:r>
+      <w:r>
+        <w:rPr>
+          <w:rFonts w:cs="宋体"/>
+          <w:b/>
+          <w:bCs/>
+          <w:sz w:val="32"/>
+          <w:szCs w:val="32"/>
+          <w:u w:val="single"/>
+        </w:rPr>
+        <w:tab/>
+      </w:r>
+      <w:r>
+        <w:rPr>
+          <w:rFonts w:cs="宋体"/>
+          <w:b/>
+          <w:bCs/>
+          <w:sz w:val="32"/>
+          <w:szCs w:val="32"/>
+          <w:u w:val="single"/>
+        </w:rPr>
+        <w:tab/>
+      </w:r>
+      <w:r>
+        <w:rPr>
+          <w:rFonts w:cs="宋体"/>
+          <w:b/>
+          <w:bCs/>
+          <w:sz w:val="32"/>
+          <w:szCs w:val="32"/>
+          <w:u w:val="single"/>
+        </w:rPr>
+        <w:tab/>
+      </w:r>
+      <w:r>
+        <w:rPr>
+          <w:rFonts w:cs="宋体"/>
+          <w:b/>
+          <w:bCs/>
+          <w:sz w:val="32"/>
+          <w:szCs w:val="32"/>
+          <w:u w:val="single"/>
+        </w:rPr>
+        <w:tab/>
+      </w:r>
+      <w:r>
+        <w:rPr>
+          <w:rFonts w:cs="宋体"/>
+          <w:b/>
+          <w:bCs/>
+          <w:sz w:val="32"/>
+          <w:szCs w:val="32"/>
+          <w:u w:val="single"/>
+        </w:rPr>
+        <w:tab/>
       </w:r>
     </w:p>
     <w:p>
@@ -608,7 +1075,7 @@
         <w:adjustRightInd w:val="0"/>
         <w:snapToGrid w:val="0"/>
         <w:spacing w:line="360" w:lineRule="auto"/>
-        <w:ind w:firstLineChars="600" w:firstLine="1928"/>
+        <w:ind w:firstLineChars="600" w:firstLine="1958"/>
         <w:rPr>
           <w:rFonts w:cs="宋体"/>
           <w:b/>
@@ -636,7 +1103,106 @@
           <w:szCs w:val="32"/>
           <w:u w:val="single"/>
         </w:rPr>
-        <w:t xml:space="preserve">                              </w:t>
+        <w:t xml:space="preserve">        </w:t>
+      </w:r>
+      <w:r>
+        <w:rPr>
+          <w:rFonts w:ascii="Times New Roman" w:hAnsi="Times New Roman" w:hint="eastAsia"/>
+          <w:b/>
+          <w:bCs/>
+          <w:sz w:val="32"/>
+          <w:szCs w:val="32"/>
+          <w:u w:val="single"/>
+        </w:rPr>
+        <w:t>202</w:t>
+      </w:r>
+      <w:r>
+        <w:rPr>
+          <w:rFonts w:ascii="Times New Roman" w:hAnsi="Times New Roman" w:hint="eastAsia"/>
+          <w:b/>
+          <w:bCs/>
+          <w:sz w:val="32"/>
+          <w:szCs w:val="32"/>
+          <w:u w:val="single"/>
+        </w:rPr>
+        <w:t>2211472</w:t>
+      </w:r>
+      <w:r>
+        <w:rPr>
+          <w:rFonts w:cs="宋体"/>
+          <w:b/>
+          <w:bCs/>
+          <w:sz w:val="32"/>
+          <w:szCs w:val="32"/>
+          <w:u w:val="single"/>
+        </w:rPr>
+        <w:tab/>
+      </w:r>
+      <w:r>
+        <w:rPr>
+          <w:rFonts w:cs="宋体"/>
+          <w:b/>
+          <w:bCs/>
+          <w:sz w:val="32"/>
+          <w:szCs w:val="32"/>
+          <w:u w:val="single"/>
+        </w:rPr>
+        <w:tab/>
+      </w:r>
+      <w:r>
+        <w:rPr>
+          <w:rFonts w:cs="宋体"/>
+          <w:b/>
+          <w:bCs/>
+          <w:sz w:val="32"/>
+          <w:szCs w:val="32"/>
+          <w:u w:val="single"/>
+        </w:rPr>
+        <w:tab/>
+      </w:r>
+      <w:r>
+        <w:rPr>
+          <w:rFonts w:cs="宋体"/>
+          <w:b/>
+          <w:bCs/>
+          <w:sz w:val="32"/>
+          <w:szCs w:val="32"/>
+          <w:u w:val="single"/>
+        </w:rPr>
+        <w:tab/>
+      </w:r>
+      <w:r>
+        <w:rPr>
+          <w:rFonts w:cs="宋体"/>
+          <w:b/>
+          <w:bCs/>
+          <w:sz w:val="32"/>
+          <w:szCs w:val="32"/>
+          <w:u w:val="single"/>
+        </w:rPr>
+        <w:tab/>
+      </w:r>
+      <w:r>
+        <w:rPr>
+          <w:rFonts w:cs="宋体"/>
+          <w:b/>
+          <w:bCs/>
+          <w:sz w:val="32"/>
+          <w:szCs w:val="32"/>
+          <w:u w:val="single"/>
+        </w:rPr>
+        <w:tab/>
+      </w:r>
+      <w:r>
+        <w:rPr>
+          <w:rFonts w:cs="宋体"/>
+          <w:b/>
+          <w:bCs/>
+          <w:sz w:val="32"/>
+          <w:szCs w:val="32"/>
+          <w:u w:val="single"/>
+        </w:rPr>
+        <w:tab/>
       </w:r>
     </w:p>
     <w:p>
@@ -644,7 +1210,7 @@
         <w:adjustRightInd w:val="0"/>
         <w:snapToGrid w:val="0"/>
         <w:spacing w:line="360" w:lineRule="auto"/>
-        <w:ind w:firstLineChars="600" w:firstLine="1928"/>
+        <w:ind w:firstLineChars="600" w:firstLine="1958"/>
         <w:rPr>
           <w:rFonts w:cs="宋体"/>
           <w:b/>
@@ -673,7 +1239,128 @@
           <w:szCs w:val="32"/>
           <w:u w:val="single"/>
         </w:rPr>
-        <w:t xml:space="preserve">                              </w:t>
+        <w:t xml:space="preserve">    </w:t>
+      </w:r>
+      <w:r>
+        <w:rPr>
+          <w:rFonts w:cs="宋体"/>
+          <w:b/>
+          <w:bCs/>
+          <w:sz w:val="32"/>
+          <w:szCs w:val="32"/>
+          <w:u w:val="single"/>
+        </w:rPr>
+        <w:tab/>
+      </w:r>
+      <w:r>
+        <w:rPr>
+          <w:rFonts w:cs="宋体"/>
+          <w:b/>
+          <w:bCs/>
+          <w:sz w:val="32"/>
+          <w:szCs w:val="32"/>
+          <w:u w:val="single"/>
+        </w:rPr>
+        <w:tab/>
+      </w:r>
+      <w:r>
+        <w:rPr>
+          <w:rFonts w:cs="宋体" w:hint="eastAsia"/>
+          <w:b/>
+          <w:bCs/>
+          <w:sz w:val="32"/>
+          <w:szCs w:val="32"/>
+          <w:u w:val="single"/>
+        </w:rPr>
+        <w:t xml:space="preserve"> 刘传昌</w:t>
+      </w:r>
+      <w:r>
+        <w:rPr>
+          <w:rFonts w:cs="宋体"/>
+          <w:b/>
+          <w:bCs/>
+          <w:sz w:val="32"/>
+          <w:szCs w:val="32"/>
+          <w:u w:val="single"/>
+        </w:rPr>
+        <w:tab/>
+      </w:r>
+      <w:r>
+        <w:rPr>
+          <w:rFonts w:cs="宋体"/>
+          <w:b/>
+          <w:bCs/>
+          <w:sz w:val="32"/>
+          <w:szCs w:val="32"/>
+          <w:u w:val="single"/>
+        </w:rPr>
+        <w:tab/>
+      </w:r>
+      <w:r>
+        <w:rPr>
+          <w:rFonts w:cs="宋体"/>
+          <w:b/>
+          <w:bCs/>
+          <w:sz w:val="32"/>
+          <w:szCs w:val="32"/>
+          <w:u w:val="single"/>
+        </w:rPr>
+        <w:tab/>
+      </w:r>
+      <w:r>
+        <w:rPr>
+          <w:rFonts w:cs="宋体"/>
+          <w:b/>
+          <w:bCs/>
+          <w:sz w:val="32"/>
+          <w:szCs w:val="32"/>
+          <w:u w:val="single"/>
+        </w:rPr>
+        <w:tab/>
+      </w:r>
+      <w:r>
+        <w:rPr>
+          <w:rFonts w:cs="宋体"/>
+          <w:b/>
+          <w:bCs/>
+          <w:sz w:val="32"/>
+          <w:szCs w:val="32"/>
+          <w:u w:val="single"/>
+        </w:rPr>
+        <w:tab/>
+      </w:r>
+      <w:r>
+        <w:rPr>
+          <w:rFonts w:cs="宋体"/>
+          <w:b/>
+          <w:bCs/>
+          <w:sz w:val="32"/>
+          <w:szCs w:val="32"/>
+          <w:u w:val="single"/>
+        </w:rPr>
+        <w:tab/>
+      </w:r>
+      <w:r>
+        <w:rPr>
+          <w:rFonts w:cs="宋体" w:hint="eastAsia"/>
+          <w:b/>
+          <w:bCs/>
+          <w:sz w:val="32"/>
+          <w:szCs w:val="32"/>
+          <w:u w:val="single"/>
+        </w:rPr>
+        <w:tab/>
+      </w:r>
+      <w:r>
+        <w:rPr>
+          <w:rFonts w:cs="宋体"/>
+          <w:b/>
+          <w:bCs/>
+          <w:sz w:val="32"/>
+          <w:szCs w:val="32"/>
+          <w:u w:val="single"/>
+        </w:rPr>
+        <w:tab/>
       </w:r>
     </w:p>
     <w:p>
@@ -681,7 +1368,7 @@
         <w:adjustRightInd w:val="0"/>
         <w:snapToGrid w:val="0"/>
         <w:spacing w:line="240" w:lineRule="auto"/>
-        <w:ind w:firstLineChars="894" w:firstLine="2872"/>
+        <w:ind w:firstLineChars="894" w:firstLine="2917"/>
         <w:rPr>
           <w:rFonts w:ascii="黑体" w:eastAsia="黑体" w:hAnsi="黑体" w:cs="黑体"/>
           <w:b/>
@@ -711,7 +1398,27 @@
           <w:sz w:val="32"/>
           <w:szCs w:val="32"/>
         </w:rPr>
-        <w:t xml:space="preserve">  年</w:t>
+        <w:t xml:space="preserve"> 202</w:t>
+      </w:r>
+      <w:r>
+        <w:rPr>
+          <w:rFonts w:cs="宋体" w:hint="eastAsia"/>
+          <w:b/>
+          <w:bCs/>
+          <w:sz w:val="32"/>
+          <w:szCs w:val="32"/>
+        </w:rPr>
+        <w:t>6</w:t>
+      </w:r>
+      <w:r>
+        <w:rPr>
+          <w:rFonts w:cs="宋体" w:hint="eastAsia"/>
+          <w:b/>
+          <w:bCs/>
+          <w:sz w:val="32"/>
+          <w:szCs w:val="32"/>
+        </w:rPr>
+        <w:t xml:space="preserve"> 年</w:t>
       </w:r>
       <w:r>
         <w:rPr>
@@ -720,7 +1427,7 @@
           <w:sz w:val="32"/>
           <w:szCs w:val="32"/>
         </w:rPr>
-        <w:t xml:space="preserve"> </w:t>
+        <w:t xml:space="preserve"> 6</w:t>
       </w:r>
       <w:r>
         <w:rPr>
@@ -746,7 +1453,7 @@
         <w:adjustRightInd w:val="0"/>
         <w:snapToGrid w:val="0"/>
         <w:spacing w:line="360" w:lineRule="auto"/>
-        <w:ind w:firstLine="0" w:left="0" w:right="0" w:hanging="0" w:leftChars="0" w:rightChars="0" w:firstLineChars="0" w:hangingChars="0"/>
+        <w:ind w:firstLineChars="0" w:firstLine="0" w:left="0" w:right="0" w:hanging="0" w:leftChars="0" w:rightChars="0" w:hangingChars="0"/>
         <w:jc w:val="center"/>
         <w:rPr>
           <w:b/>
@@ -763,7 +1470,7 @@
         <w:ind w:firstLineChars="0" w:firstLine="0" w:left="0" w:right="0" w:hanging="0" w:leftChars="0" w:rightChars="0" w:hangingChars="0"/>
         <w:jc w:val="center"/>
         <w:rPr>
-          <w:rFonts w:ascii="Times New Roman" w:hAnsi="Times New Roman" w:cs="Times New Roman"/>
+          <w:rFonts w:ascii="Times New Roman" w:hAnsi="Times New Roman"/>
           <w:b/>
           <w:sz w:val="30"/>
           <w:szCs w:val="30"/>
@@ -771,7 +1478,7 @@
       </w:pPr>
       <w:r>
         <w:rPr>
-          <w:rFonts w:ascii="Times New Roman" w:hAnsi="Times New Roman" w:cs="Times New Roman" w:hint="eastAsia"/>
+          <w:rFonts w:ascii="Times New Roman" w:hAnsi="Times New Roman" w:hint="eastAsia"/>
           <w:b/>
           <w:sz w:val="30"/>
           <w:szCs w:val="30"/>
@@ -780,7 +1487,7 @@
       </w:r>
       <w:r>
         <w:rPr>
-          <w:rFonts w:ascii="Times New Roman" w:hAnsi="Times New Roman" w:cs="Times New Roman" w:hint="eastAsia"/>
+          <w:rFonts w:ascii="Times New Roman" w:hAnsi="Times New Roman" w:hint="eastAsia"/>
           <w:b/>
           <w:sz w:val="30"/>
           <w:szCs w:val="30"/>
@@ -789,7 +1496,7 @@
       </w:r>
       <w:r>
         <w:rPr>
-          <w:rFonts w:ascii="Times New Roman" w:hAnsi="Times New Roman" w:cs="Times New Roman" w:hint="eastAsia"/>
+          <w:rFonts w:ascii="Times New Roman" w:hAnsi="Times New Roman" w:hint="eastAsia"/>
           <w:b/>
           <w:sz w:val="30"/>
           <w:szCs w:val="30"/>
@@ -798,7 +1505,7 @@
       </w:r>
       <w:r>
         <w:rPr>
-          <w:rFonts w:ascii="Times New Roman" w:hAnsi="Times New Roman" w:cs="Times New Roman" w:hint="eastAsia"/>
+          <w:rFonts w:ascii="Times New Roman" w:hAnsi="Times New Roman" w:hint="eastAsia"/>
           <w:b/>
           <w:sz w:val="30"/>
           <w:szCs w:val="30"/>
@@ -807,7 +1514,7 @@
       </w:r>
       <w:r>
         <w:rPr>
-          <w:rFonts w:ascii="Times New Roman" w:hAnsi="Times New Roman" w:cs="Times New Roman" w:hint="eastAsia"/>
+          <w:rFonts w:ascii="Times New Roman" w:hAnsi="Times New Roman" w:hint="eastAsia"/>
           <w:b/>
           <w:sz w:val="30"/>
           <w:szCs w:val="30"/>
@@ -816,7 +1523,7 @@
       </w:r>
       <w:r>
         <w:rPr>
-          <w:rFonts w:ascii="Times New Roman" w:hAnsi="Times New Roman" w:cs="Times New Roman" w:hint="eastAsia"/>
+          <w:rFonts w:ascii="Times New Roman" w:hAnsi="Times New Roman" w:hint="eastAsia"/>
           <w:b/>
           <w:sz w:val="30"/>
           <w:szCs w:val="30"/>
@@ -825,7 +1532,7 @@
       </w:r>
       <w:r>
         <w:rPr>
-          <w:rFonts w:ascii="Times New Roman" w:hAnsi="Times New Roman" w:cs="Times New Roman" w:hint="eastAsia"/>
+          <w:rFonts w:ascii="Times New Roman" w:hAnsi="Times New Roman" w:hint="eastAsia"/>
           <w:b/>
           <w:sz w:val="30"/>
           <w:szCs w:val="30"/>
@@ -834,7 +1541,7 @@
       </w:r>
       <w:r>
         <w:rPr>
-          <w:rFonts w:ascii="Times New Roman" w:hAnsi="Times New Roman" w:cs="Times New Roman" w:hint="eastAsia"/>
+          <w:rFonts w:ascii="Times New Roman" w:hAnsi="Times New Roman" w:hint="eastAsia"/>
           <w:b/>
           <w:sz w:val="30"/>
           <w:szCs w:val="30"/>
@@ -843,7 +1550,7 @@
       </w:r>
       <w:r>
         <w:rPr>
-          <w:rFonts w:ascii="Times New Roman" w:hAnsi="Times New Roman" w:cs="Times New Roman" w:hint="eastAsia"/>
+          <w:rFonts w:ascii="Times New Roman" w:hAnsi="Times New Roman" w:hint="eastAsia"/>
           <w:b/>
           <w:sz w:val="30"/>
           <w:szCs w:val="30"/>
@@ -852,7 +1559,7 @@
       </w:r>
       <w:r>
         <w:rPr>
-          <w:rFonts w:ascii="Times New Roman" w:hAnsi="Times New Roman" w:cs="Times New Roman" w:hint="eastAsia"/>
+          <w:rFonts w:ascii="Times New Roman" w:hAnsi="Times New Roman" w:hint="eastAsia"/>
           <w:b/>
           <w:sz w:val="30"/>
           <w:szCs w:val="30"/>
@@ -861,7 +1568,7 @@
       </w:r>
       <w:r>
         <w:rPr>
-          <w:rFonts w:ascii="Times New Roman" w:hAnsi="Times New Roman" w:cs="Times New Roman" w:hint="eastAsia"/>
+          <w:rFonts w:ascii="Times New Roman" w:hAnsi="Times New Roman" w:hint="eastAsia"/>
           <w:b/>
           <w:sz w:val="30"/>
           <w:szCs w:val="30"/>
@@ -877,7 +1584,7 @@
         <w:ind w:firstLineChars="0" w:firstLine="0" w:left="0" w:right="0" w:hanging="0" w:leftChars="0" w:rightChars="0" w:hangingChars="0"/>
         <w:jc w:val="center"/>
         <w:rPr>
-          <w:rFonts w:ascii="Times New Roman" w:hAnsi="Times New Roman" w:cs="Times New Roman"/>
+          <w:rFonts w:ascii="Times New Roman" w:hAnsi="Times New Roman"/>
           <w:b/>
           <w:sz w:val="30"/>
           <w:szCs w:val="30"/>
@@ -885,7 +1592,7 @@
       </w:pPr>
       <w:r>
         <w:rPr>
-          <w:rFonts w:ascii="Times New Roman" w:hAnsi="Times New Roman" w:cs="Times New Roman" w:hint="eastAsia"/>
+          <w:rFonts w:ascii="Times New Roman" w:hAnsi="Times New Roman" w:hint="eastAsia"/>
           <w:b/>
           <w:sz w:val="30"/>
           <w:szCs w:val="30"/>
@@ -900,16 +1607,46 @@
         <w:spacing w:line="360" w:lineRule="auto"/>
         <w:ind w:firstLine="480"/>
         <w:rPr>
-          <w:rFonts w:ascii="Times New Roman" w:hAnsi="Times New Roman" w:cs="Times New Roman"/>
+          <w:rFonts w:ascii="Times New Roman" w:hAnsi="Times New Roman"/>
           <w:szCs w:val="20"/>
         </w:rPr>
       </w:pPr>
       <w:r>
         <w:rPr>
-          <w:rFonts w:ascii="Times New Roman" w:hAnsi="Times New Roman" w:cs="Times New Roman" w:hint="eastAsia"/>
+          <w:rFonts w:ascii="Times New Roman" w:hAnsi="Times New Roman" w:hint="eastAsia"/>
           <w:szCs w:val="20"/>
         </w:rPr>
-        <w:t>本人声明所呈交的毕业设计（论文），题目《》是本人在指导教师的指导下，独立进行研究工作所取得的成果。尽我所知，除了文中特别加以标注和致谢中所罗列的内容以外，论文中不包含其他人已经发表或撰写过的研究成果，也不包含为获得北京邮电大学或其他教育机构的学位或证书而使用过的材料。</w:t>
+        <w:t>本人声明所呈交的毕业设计（论文），题目《</w:t>
+      </w:r>
+      <w:r>
+        <w:rPr>
+          <w:rFonts w:ascii="Times New Roman" w:hAnsi="Times New Roman"/>
+          <w:szCs w:val="20"/>
+        </w:rPr>
+        <w:t>基于</w:t>
+      </w:r>
+      <w:proofErr w:type="spellStart"/>
+      <w:r>
+        <w:rPr>
+          <w:rFonts w:ascii="Times New Roman" w:hAnsi="Times New Roman"/>
+          <w:szCs w:val="20"/>
+        </w:rPr>
+        <w:t>DeMarker</w:t>
+      </w:r>
+      <w:proofErr w:type="spellEnd"/>
+      <w:r>
+        <w:rPr>
+          <w:rFonts w:ascii="Times New Roman" w:hAnsi="Times New Roman"/>
+          <w:szCs w:val="20"/>
+        </w:rPr>
+        <w:t>指标的量化交易系统的设计与实现</w:t>
+      </w:r>
+      <w:r>
+        <w:rPr>
+          <w:rFonts w:ascii="Times New Roman" w:hAnsi="Times New Roman" w:hint="eastAsia"/>
+          <w:szCs w:val="20"/>
+        </w:rPr>
+        <w:t>》是本人在指导教师的指导下，独立进行研究工作所取得的成果。尽我所知，除了文中特别加以标注和致谢中所罗列的内容以外，论文中不包含其他人已经发表或撰写过的研究成果，也不包含为获得北京邮电大学或其他教育机构的学位或证书而使用过的材料。</w:t>
       </w:r>
     </w:p>
     <w:p>
@@ -919,20 +1656,20 @@
         <w:spacing w:line="360" w:lineRule="auto"/>
         <w:ind w:firstLine="480"/>
         <w:rPr>
-          <w:rFonts w:ascii="Times New Roman" w:hAnsi="Times New Roman" w:cs="Times New Roman"/>
+          <w:rFonts w:ascii="Times New Roman" w:hAnsi="Times New Roman"/>
           <w:szCs w:val="20"/>
         </w:rPr>
       </w:pPr>
       <w:r>
         <w:rPr>
-          <w:rFonts w:ascii="Times New Roman" w:hAnsi="Times New Roman" w:cs="Times New Roman" w:hint="eastAsia"/>
+          <w:rFonts w:ascii="Times New Roman" w:hAnsi="Times New Roman" w:hint="eastAsia"/>
           <w:szCs w:val="24"/>
         </w:rPr>
         <w:t>申请学位论文与资料若有不实之处，本人承担一切相关责任</w:t>
       </w:r>
       <w:r>
         <w:rPr>
-          <w:rFonts w:ascii="Times New Roman" w:hAnsi="Times New Roman" w:cs="Times New Roman" w:hint="eastAsia"/>
+          <w:rFonts w:ascii="Times New Roman" w:hAnsi="Times New Roman" w:hint="eastAsia"/>
           <w:szCs w:val="20"/>
         </w:rPr>
         <w:t>。</w:t>
@@ -945,7 +1682,7 @@
         <w:spacing w:line="360" w:lineRule="auto"/>
         <w:ind w:firstLine="480"/>
         <w:rPr>
-          <w:rFonts w:ascii="Times New Roman" w:hAnsi="Times New Roman" w:cs="Times New Roman"/>
+          <w:rFonts w:ascii="Times New Roman" w:hAnsi="Times New Roman"/>
           <w:szCs w:val="24"/>
         </w:rPr>
       </w:pPr>
@@ -957,53 +1694,191 @@
         <w:spacing w:line="360" w:lineRule="auto"/>
         <w:ind w:firstLine="480"/>
         <w:rPr>
-          <w:rFonts w:ascii="Times New Roman" w:hAnsi="Times New Roman" w:cs="Times New Roman"/>
+          <w:rFonts w:ascii="Times New Roman" w:hAnsi="Times New Roman"/>
           <w:szCs w:val="24"/>
         </w:rPr>
       </w:pPr>
       <w:r>
         <w:rPr>
-          <w:rFonts w:ascii="Times New Roman" w:hAnsi="Times New Roman" w:cs="Times New Roman" w:hint="eastAsia"/>
+          <w:rFonts w:ascii="Times New Roman" w:hAnsi="Times New Roman" w:hint="eastAsia"/>
           <w:szCs w:val="24"/>
         </w:rPr>
         <w:t>本人签名：</w:t>
       </w:r>
       <w:r>
         <w:rPr>
-          <w:rFonts w:ascii="Times New Roman" w:hAnsi="Times New Roman" w:cs="Times New Roman" w:hint="eastAsia"/>
+          <w:rFonts w:ascii="Times New Roman" w:hAnsi="Times New Roman" w:hint="eastAsia"/>
           <w:szCs w:val="24"/>
           <w:u w:val="single"/>
         </w:rPr>
-        <w:t xml:space="preserve">                    </w:t>
-      </w:r>
-      <w:r>
-        <w:rPr>
-          <w:rFonts w:ascii="Times New Roman" w:hAnsi="Times New Roman" w:cs="Times New Roman" w:hint="eastAsia"/>
-          <w:szCs w:val="24"/>
-        </w:rPr>
         <w:t xml:space="preserve">     </w:t>
       </w:r>
       <w:r>
         <w:rPr>
-          <w:rFonts w:ascii="Times New Roman" w:hAnsi="Times New Roman" w:cs="Times New Roman" w:hint="eastAsia"/>
+          <w:rFonts w:ascii="Times New Roman" w:hAnsi="Times New Roman" w:hint="eastAsia"/>
+          <w:noProof/>
+          <w:szCs w:val="24"/>
+          <w:u w:val="single"/>
+        </w:rPr>
+        <w:drawing>
+          <wp:inline distT="0" distB="0" distL="0" distR="0" wp14:anchorId="6D1F53A0" wp14:editId="6D9F7457">
+            <wp:extent cx="541421" cy="418028"/>
+            <wp:effectExtent l="0" t="0" r="5080" b="1270"/>
+            <wp:docPr id="1030085030" name="图片 1" descr="形状, 箭头&#10;&#10;描述已自动生成"/>
+            <wp:cNvGraphicFramePr>
+              <a:graphicFrameLocks xmlns:a="http://schemas.openxmlformats.org/drawingml/2006/main" noChangeAspect="1"/>
+            </wp:cNvGraphicFramePr>
+            <a:graphic xmlns:a="http://schemas.openxmlformats.org/drawingml/2006/main">
+              <a:graphicData uri="http://schemas.openxmlformats.org/drawingml/2006/picture">
+                <pic:pic xmlns:pic="http://schemas.openxmlformats.org/drawingml/2006/picture">
+                  <pic:nvPicPr>
+                    <pic:cNvPr id="1030085030" name="图片 1" descr="形状, 箭头&#10;&#10;描述已自动生成"/>
+                    <pic:cNvPicPr/>
+                  </pic:nvPicPr>
+                  <pic:blipFill>
+                    <a:blip r:embed="rId17" cstate="print">
+                      <a:extLst>
+                        <a:ext uri="{28A0092B-C50C-407E-A947-70E740481C1C}">
+                          <a14:useLocalDpi xmlns:a14="http://schemas.microsoft.com/office/drawing/2010/main" val="0"/>
+                        </a:ext>
+                      </a:extLst>
+                    </a:blip>
+                    <a:stretch>
+                      <a:fillRect/>
+                    </a:stretch>
+                  </pic:blipFill>
+                  <pic:spPr>
+                    <a:xfrm>
+                      <a:off x="0" y="0"/>
+                      <a:ext cx="736016" cy="568274"/>
+                    </a:xfrm>
+                    <a:prstGeom prst="rect">
+                      <a:avLst/>
+                    </a:prstGeom>
+                  </pic:spPr>
+                </pic:pic>
+              </a:graphicData>
+            </a:graphic>
+          </wp:inline>
+        </w:drawing>
+      </w:r>
+      <w:r>
+        <w:rPr>
+          <w:rFonts w:ascii="Times New Roman" w:hAnsi="Times New Roman" w:hint="eastAsia"/>
+          <w:szCs w:val="24"/>
+          <w:u w:val="single"/>
+        </w:rPr>
+        <w:t xml:space="preserve">               </w:t>
+      </w:r>
+      <w:r>
+        <w:rPr>
+          <w:rFonts w:ascii="Times New Roman" w:hAnsi="Times New Roman" w:hint="eastAsia"/>
+          <w:szCs w:val="24"/>
+        </w:rPr>
+        <w:t xml:space="preserve">     </w:t>
+      </w:r>
+      <w:r>
+        <w:rPr>
+          <w:rFonts w:ascii="Times New Roman" w:hAnsi="Times New Roman" w:hint="eastAsia"/>
           <w:szCs w:val="24"/>
         </w:rPr>
         <w:t>日期：</w:t>
       </w:r>
       <w:r>
         <w:rPr>
-          <w:rFonts w:ascii="Times New Roman" w:hAnsi="Times New Roman" w:cs="Times New Roman" w:hint="eastAsia"/>
+          <w:rFonts w:ascii="Times New Roman" w:hAnsi="Times New Roman" w:hint="eastAsia"/>
           <w:szCs w:val="24"/>
           <w:u w:val="single"/>
         </w:rPr>
-        <w:t xml:space="preserve">                       </w:t>
-      </w:r>
-      <w:r>
-        <w:rPr>
-          <w:rFonts w:ascii="Times New Roman" w:hAnsi="Times New Roman" w:cs="Times New Roman" w:hint="eastAsia"/>
-          <w:szCs w:val="24"/>
-        </w:rPr>
-        <w:t xml:space="preserve">   </w:t>
+        <w:t xml:space="preserve"> </w:t>
+      </w:r>
+      <w:r>
+        <w:rPr>
+          <w:rFonts w:ascii="Times New Roman" w:hAnsi="Times New Roman"/>
+          <w:szCs w:val="24"/>
+          <w:u w:val="single"/>
+        </w:rPr>
+        <w:tab/>
+      </w:r>
+      <w:r>
+        <w:rPr>
+          <w:rFonts w:ascii="Times New Roman" w:hAnsi="Times New Roman"/>
+          <w:szCs w:val="24"/>
+          <w:u w:val="single"/>
+        </w:rPr>
+        <w:tab/>
+      </w:r>
+      <w:r>
+        <w:rPr>
+          <w:rFonts w:ascii="Times New Roman" w:hAnsi="Times New Roman" w:hint="eastAsia"/>
+          <w:szCs w:val="24"/>
+          <w:u w:val="single"/>
+        </w:rPr>
+        <w:t>2026</w:t>
+      </w:r>
+      <w:r>
+        <w:rPr>
+          <w:rFonts w:ascii="Times New Roman" w:hAnsi="Times New Roman" w:hint="eastAsia"/>
+          <w:szCs w:val="24"/>
+          <w:u w:val="single"/>
+        </w:rPr>
+        <w:t>年</w:t>
+      </w:r>
+      <w:r>
+        <w:rPr>
+          <w:rFonts w:ascii="Times New Roman" w:hAnsi="Times New Roman" w:hint="eastAsia"/>
+          <w:szCs w:val="24"/>
+          <w:u w:val="single"/>
+        </w:rPr>
+        <w:t>5</w:t>
+      </w:r>
+      <w:r>
+        <w:rPr>
+          <w:rFonts w:ascii="Times New Roman" w:hAnsi="Times New Roman" w:hint="eastAsia"/>
+          <w:szCs w:val="24"/>
+          <w:u w:val="single"/>
+        </w:rPr>
+        <w:t>月</w:t>
+      </w:r>
+      <w:r>
+        <w:rPr>
+          <w:rFonts w:ascii="Times New Roman" w:hAnsi="Times New Roman" w:hint="eastAsia"/>
+          <w:szCs w:val="24"/>
+          <w:u w:val="single"/>
+        </w:rPr>
+        <w:t>2</w:t>
+      </w:r>
+      <w:r>
+        <w:rPr>
+          <w:rFonts w:ascii="Times New Roman" w:hAnsi="Times New Roman" w:hint="eastAsia"/>
+          <w:szCs w:val="24"/>
+          <w:u w:val="single"/>
+        </w:rPr>
+        <w:t>日</w:t>
+      </w:r>
+      <w:r>
+        <w:rPr>
+          <w:rFonts w:ascii="Times New Roman" w:hAnsi="Times New Roman" w:hint="eastAsia"/>
+          <w:szCs w:val="24"/>
+          <w:u w:val="single"/>
+        </w:rPr>
+        <w:t xml:space="preserve"> </w:t>
+      </w:r>
+      <w:r>
+        <w:rPr>
+          <w:rFonts w:ascii="Times New Roman" w:hAnsi="Times New Roman"/>
+          <w:szCs w:val="24"/>
+          <w:u w:val="single"/>
+        </w:rPr>
+        <w:tab/>
+      </w:r>
+      <w:r>
+        <w:rPr>
+          <w:rFonts w:ascii="Times New Roman" w:hAnsi="Times New Roman"/>
+          <w:szCs w:val="24"/>
+          <w:u w:val="single"/>
+        </w:rPr>
+        <w:tab/>
       </w:r>
     </w:p>
     <w:p>
@@ -1013,7 +1888,7 @@
         <w:spacing w:line="360" w:lineRule="auto"/>
         <w:ind w:firstLine="480"/>
         <w:rPr>
-          <w:rFonts w:ascii="Times New Roman" w:hAnsi="Times New Roman" w:cs="Times New Roman"/>
+          <w:rFonts w:ascii="Times New Roman" w:hAnsi="Times New Roman"/>
           <w:szCs w:val="24"/>
         </w:rPr>
       </w:pPr>
@@ -1025,7 +1900,7 @@
         <w:spacing w:line="360" w:lineRule="auto"/>
         <w:ind w:firstLine="480"/>
         <w:rPr>
-          <w:rFonts w:ascii="Times New Roman" w:hAnsi="Times New Roman" w:cs="Times New Roman"/>
+          <w:rFonts w:ascii="Times New Roman" w:hAnsi="Times New Roman"/>
           <w:szCs w:val="24"/>
         </w:rPr>
       </w:pPr>
@@ -1037,7 +1912,7 @@
         <w:spacing w:line="360" w:lineRule="auto"/>
         <w:ind w:firstLine="480"/>
         <w:rPr>
-          <w:rFonts w:ascii="Times New Roman" w:hAnsi="Times New Roman" w:cs="Times New Roman"/>
+          <w:rFonts w:ascii="Times New Roman" w:hAnsi="Times New Roman"/>
           <w:szCs w:val="24"/>
         </w:rPr>
       </w:pPr>
@@ -1049,7 +1924,7 @@
         <w:spacing w:line="360" w:lineRule="auto"/>
         <w:ind w:firstLine="480"/>
         <w:rPr>
-          <w:rFonts w:ascii="Times New Roman" w:hAnsi="Times New Roman" w:cs="Times New Roman"/>
+          <w:rFonts w:ascii="Times New Roman" w:hAnsi="Times New Roman"/>
           <w:szCs w:val="24"/>
         </w:rPr>
       </w:pPr>
@@ -1062,7 +1937,7 @@
         <w:ind w:firstLineChars="0" w:firstLine="0" w:left="0" w:right="0" w:hanging="0" w:leftChars="0" w:rightChars="0" w:hangingChars="0"/>
         <w:jc w:val="center"/>
         <w:rPr>
-          <w:rFonts w:ascii="Times New Roman" w:hAnsi="Times New Roman" w:cs="Times New Roman"/>
+          <w:rFonts w:ascii="Times New Roman" w:hAnsi="Times New Roman"/>
           <w:b/>
           <w:sz w:val="30"/>
           <w:szCs w:val="30"/>
@@ -1070,7 +1945,7 @@
       </w:pPr>
       <w:r>
         <w:rPr>
-          <w:rFonts w:ascii="Times New Roman" w:hAnsi="Times New Roman" w:cs="Times New Roman" w:hint="eastAsia"/>
+          <w:rFonts w:ascii="Times New Roman" w:hAnsi="Times New Roman" w:hint="eastAsia"/>
           <w:b/>
           <w:sz w:val="30"/>
           <w:szCs w:val="30"/>
@@ -1085,27 +1960,27 @@
         <w:spacing w:line="360" w:lineRule="auto"/>
         <w:ind w:firstLine="480"/>
         <w:rPr>
-          <w:rFonts w:ascii="Times New Roman" w:hAnsi="Times New Roman" w:cs="Times New Roman"/>
+          <w:rFonts w:ascii="Times New Roman" w:hAnsi="Times New Roman"/>
           <w:szCs w:val="24"/>
         </w:rPr>
       </w:pPr>
       <w:r>
         <w:rPr>
-          <w:rFonts w:ascii="Times New Roman" w:hAnsi="Times New Roman" w:cs="Times New Roman" w:hint="eastAsia"/>
+          <w:rFonts w:ascii="Times New Roman" w:hAnsi="Times New Roman" w:hint="eastAsia"/>
           <w:szCs w:val="20"/>
         </w:rPr>
         <w:t>本人完全了解并同意北京邮电大学有关保留、使用学位论文的规定，即：北京邮电大学拥有以下关于学位论文的无偿使用权，具体包括：学校有权保留并向国家有关部门或机构送交学位论文，有权允许学位论文被查阅和借阅；学校可以公布学位论文的全部或部分内容，有权允许采用影印、缩印或其它复制手段保存。汇编学位论文，将学位论文的全部或部分内容编入有关数据库进行检索。（保密的学位论文在解密后遵守此规定）</w:t>
       </w:r>
       <w:r>
         <w:rPr>
-          <w:rFonts w:ascii="Times New Roman" w:hAnsi="Times New Roman" w:cs="Times New Roman" w:hint="eastAsia"/>
+          <w:rFonts w:ascii="Times New Roman" w:hAnsi="Times New Roman" w:hint="eastAsia"/>
           <w:szCs w:val="20"/>
         </w:rPr>
         <w:t xml:space="preserve">    </w:t>
       </w:r>
       <w:r>
         <w:rPr>
-          <w:rFonts w:ascii="Times New Roman" w:hAnsi="Times New Roman" w:cs="Times New Roman" w:hint="eastAsia"/>
+          <w:rFonts w:ascii="Times New Roman" w:hAnsi="Times New Roman" w:hint="eastAsia"/>
           <w:szCs w:val="24"/>
         </w:rPr>
         <w:t xml:space="preserve">      </w:t>
@@ -1118,7 +1993,7 @@
         <w:spacing w:line="360" w:lineRule="auto"/>
         <w:ind w:firstLine="480"/>
         <w:rPr>
-          <w:rFonts w:ascii="Times New Roman" w:hAnsi="Times New Roman" w:cs="Times New Roman"/>
+          <w:rFonts w:ascii="Times New Roman" w:hAnsi="Times New Roman"/>
           <w:szCs w:val="24"/>
         </w:rPr>
       </w:pPr>
@@ -1130,53 +2005,190 @@
         <w:spacing w:line="360" w:lineRule="auto"/>
         <w:ind w:firstLine="480"/>
         <w:rPr>
-          <w:rFonts w:ascii="Times New Roman" w:hAnsi="Times New Roman" w:cs="Times New Roman"/>
+          <w:rFonts w:ascii="Times New Roman" w:hAnsi="Times New Roman"/>
           <w:szCs w:val="24"/>
         </w:rPr>
       </w:pPr>
       <w:r>
         <w:rPr>
-          <w:rFonts w:ascii="Times New Roman" w:hAnsi="Times New Roman" w:cs="Times New Roman" w:hint="eastAsia"/>
+          <w:rFonts w:ascii="Times New Roman" w:hAnsi="Times New Roman" w:hint="eastAsia"/>
           <w:szCs w:val="24"/>
         </w:rPr>
         <w:t>本人签名：</w:t>
       </w:r>
       <w:r>
         <w:rPr>
-          <w:rFonts w:ascii="Times New Roman" w:hAnsi="Times New Roman" w:cs="Times New Roman" w:hint="eastAsia"/>
+          <w:rFonts w:ascii="Times New Roman" w:hAnsi="Times New Roman" w:hint="eastAsia"/>
           <w:szCs w:val="24"/>
           <w:u w:val="single"/>
         </w:rPr>
-        <w:t xml:space="preserve">                    </w:t>
-      </w:r>
-      <w:r>
-        <w:rPr>
-          <w:rFonts w:ascii="Times New Roman" w:hAnsi="Times New Roman" w:cs="Times New Roman" w:hint="eastAsia"/>
+        <w:t xml:space="preserve">       </w:t>
+      </w:r>
+      <w:r>
+        <w:rPr>
+          <w:rFonts w:ascii="Times New Roman" w:hAnsi="Times New Roman" w:hint="eastAsia"/>
+          <w:noProof/>
+          <w:szCs w:val="24"/>
+          <w:u w:val="single"/>
+        </w:rPr>
+        <w:drawing>
+          <wp:inline distT="0" distB="0" distL="0" distR="0" wp14:anchorId="559F03C4" wp14:editId="302DF1BC">
+            <wp:extent cx="541421" cy="418028"/>
+            <wp:effectExtent l="0" t="0" r="5080" b="1270"/>
+            <wp:docPr id="1364448412" name="图片 1" descr="形状, 箭头&#10;&#10;描述已自动生成"/>
+            <wp:cNvGraphicFramePr>
+              <a:graphicFrameLocks xmlns:a="http://schemas.openxmlformats.org/drawingml/2006/main" noChangeAspect="1"/>
+            </wp:cNvGraphicFramePr>
+            <a:graphic xmlns:a="http://schemas.openxmlformats.org/drawingml/2006/main">
+              <a:graphicData uri="http://schemas.openxmlformats.org/drawingml/2006/picture">
+                <pic:pic xmlns:pic="http://schemas.openxmlformats.org/drawingml/2006/picture">
+                  <pic:nvPicPr>
+                    <pic:cNvPr id="1030085030" name="图片 1" descr="形状, 箭头&#10;&#10;描述已自动生成"/>
+                    <pic:cNvPicPr/>
+                  </pic:nvPicPr>
+                  <pic:blipFill>
+                    <a:blip r:embed="rId17" cstate="print">
+                      <a:extLst>
+                        <a:ext uri="{28A0092B-C50C-407E-A947-70E740481C1C}">
+                          <a14:useLocalDpi xmlns:a14="http://schemas.microsoft.com/office/drawing/2010/main" val="0"/>
+                        </a:ext>
+                      </a:extLst>
+                    </a:blip>
+                    <a:stretch>
+                      <a:fillRect/>
+                    </a:stretch>
+                  </pic:blipFill>
+                  <pic:spPr>
+                    <a:xfrm>
+                      <a:off x="0" y="0"/>
+                      <a:ext cx="736016" cy="568274"/>
+                    </a:xfrm>
+                    <a:prstGeom prst="rect">
+                      <a:avLst/>
+                    </a:prstGeom>
+                  </pic:spPr>
+                </pic:pic>
+              </a:graphicData>
+            </a:graphic>
+          </wp:inline>
+        </w:drawing>
+      </w:r>
+      <w:r>
+        <w:rPr>
+          <w:rFonts w:ascii="Times New Roman" w:hAnsi="Times New Roman" w:hint="eastAsia"/>
+          <w:szCs w:val="24"/>
+          <w:u w:val="single"/>
+        </w:rPr>
+        <w:t xml:space="preserve">             </w:t>
+      </w:r>
+      <w:r>
+        <w:rPr>
+          <w:rFonts w:ascii="Times New Roman" w:hAnsi="Times New Roman" w:hint="eastAsia"/>
           <w:szCs w:val="24"/>
         </w:rPr>
         <w:t xml:space="preserve">     </w:t>
       </w:r>
       <w:r>
         <w:rPr>
-          <w:rFonts w:ascii="Times New Roman" w:hAnsi="Times New Roman" w:cs="Times New Roman" w:hint="eastAsia"/>
+          <w:rFonts w:ascii="Times New Roman" w:hAnsi="Times New Roman"/>
+          <w:szCs w:val="24"/>
+        </w:rPr>
+        <w:tab/>
+      </w:r>
+      <w:r>
+        <w:rPr>
+          <w:rFonts w:ascii="Times New Roman" w:hAnsi="Times New Roman" w:hint="eastAsia"/>
           <w:szCs w:val="24"/>
         </w:rPr>
         <w:t>日期：</w:t>
       </w:r>
       <w:r>
         <w:rPr>
-          <w:rFonts w:ascii="Times New Roman" w:hAnsi="Times New Roman" w:cs="Times New Roman" w:hint="eastAsia"/>
+          <w:rFonts w:ascii="Times New Roman" w:hAnsi="Times New Roman"/>
           <w:szCs w:val="24"/>
           <w:u w:val="single"/>
         </w:rPr>
-        <w:t xml:space="preserve">                       </w:t>
-      </w:r>
-      <w:r>
-        <w:rPr>
-          <w:rFonts w:ascii="Times New Roman" w:hAnsi="Times New Roman" w:cs="Times New Roman" w:hint="eastAsia"/>
-          <w:szCs w:val="24"/>
-        </w:rPr>
-        <w:t xml:space="preserve">   </w:t>
+        <w:tab/>
+      </w:r>
+      <w:r>
+        <w:rPr>
+          <w:rFonts w:ascii="Times New Roman" w:hAnsi="Times New Roman"/>
+          <w:szCs w:val="24"/>
+          <w:u w:val="single"/>
+        </w:rPr>
+        <w:tab/>
+      </w:r>
+      <w:r>
+        <w:rPr>
+          <w:rFonts w:ascii="Times New Roman" w:hAnsi="Times New Roman" w:hint="eastAsia"/>
+          <w:szCs w:val="24"/>
+          <w:u w:val="single"/>
+        </w:rPr>
+        <w:t>2026</w:t>
+      </w:r>
+      <w:r>
+        <w:rPr>
+          <w:rFonts w:ascii="Times New Roman" w:hAnsi="Times New Roman" w:hint="eastAsia"/>
+          <w:szCs w:val="24"/>
+          <w:u w:val="single"/>
+        </w:rPr>
+        <w:t>年</w:t>
+      </w:r>
+      <w:r>
+        <w:rPr>
+          <w:rFonts w:ascii="Times New Roman" w:hAnsi="Times New Roman" w:hint="eastAsia"/>
+          <w:szCs w:val="24"/>
+          <w:u w:val="single"/>
+        </w:rPr>
+        <w:t>5</w:t>
+      </w:r>
+      <w:r>
+        <w:rPr>
+          <w:rFonts w:ascii="Times New Roman" w:hAnsi="Times New Roman" w:hint="eastAsia"/>
+          <w:szCs w:val="24"/>
+          <w:u w:val="single"/>
+        </w:rPr>
+        <w:t>月</w:t>
+      </w:r>
+      <w:r>
+        <w:rPr>
+          <w:rFonts w:ascii="Times New Roman" w:hAnsi="Times New Roman" w:hint="eastAsia"/>
+          <w:szCs w:val="24"/>
+          <w:u w:val="single"/>
+        </w:rPr>
+        <w:t>2</w:t>
+      </w:r>
+      <w:r>
+        <w:rPr>
+          <w:rFonts w:ascii="Times New Roman" w:hAnsi="Times New Roman" w:hint="eastAsia"/>
+          <w:szCs w:val="24"/>
+          <w:u w:val="single"/>
+        </w:rPr>
+        <w:t>日</w:t>
+      </w:r>
+      <w:r>
+        <w:rPr>
+          <w:rFonts w:ascii="Times New Roman" w:hAnsi="Times New Roman" w:hint="eastAsia"/>
+          <w:szCs w:val="24"/>
+          <w:u w:val="single"/>
+        </w:rPr>
+        <w:t xml:space="preserve"> </w:t>
+      </w:r>
+      <w:r>
+        <w:rPr>
+          <w:rFonts w:ascii="Times New Roman" w:hAnsi="Times New Roman"/>
+          <w:szCs w:val="24"/>
+          <w:u w:val="single"/>
+        </w:rPr>
+        <w:tab/>
+      </w:r>
+      <w:r>
+        <w:rPr>
+          <w:rFonts w:ascii="Times New Roman" w:hAnsi="Times New Roman"/>
+          <w:szCs w:val="24"/>
+          <w:u w:val="single"/>
+        </w:rPr>
+        <w:tab/>
       </w:r>
     </w:p>
     <w:p>
@@ -1186,7 +2198,7 @@
         <w:spacing w:line="360" w:lineRule="auto"/>
         <w:ind w:firstLine="480"/>
         <w:rPr>
-          <w:rFonts w:ascii="Times New Roman" w:hAnsi="Times New Roman" w:cs="Times New Roman"/>
+          <w:rFonts w:ascii="Times New Roman" w:hAnsi="Times New Roman"/>
           <w:szCs w:val="24"/>
         </w:rPr>
       </w:pPr>
@@ -1198,74 +2210,210 @@
         <w:spacing w:line="360" w:lineRule="auto"/>
         <w:ind w:firstLine="480"/>
         <w:rPr>
-          <w:rFonts w:ascii="Times New Roman" w:hAnsi="Times New Roman" w:cs="Times New Roman"/>
+          <w:rFonts w:ascii="Times New Roman" w:hAnsi="Times New Roman"/>
           <w:szCs w:val="24"/>
         </w:rPr>
       </w:pPr>
       <w:r>
         <w:rPr>
-          <w:rFonts w:ascii="Times New Roman" w:hAnsi="Times New Roman" w:cs="Times New Roman" w:hint="eastAsia"/>
+          <w:rFonts w:ascii="Times New Roman" w:hAnsi="Times New Roman" w:hint="eastAsia"/>
           <w:szCs w:val="24"/>
         </w:rPr>
         <w:t>导师签名：</w:t>
       </w:r>
       <w:r>
         <w:rPr>
-          <w:rFonts w:ascii="Times New Roman" w:hAnsi="Times New Roman" w:cs="Times New Roman" w:hint="eastAsia"/>
+          <w:rFonts w:ascii="Times New Roman" w:hAnsi="Times New Roman" w:hint="eastAsia"/>
           <w:szCs w:val="24"/>
           <w:u w:val="single"/>
         </w:rPr>
-        <w:t xml:space="preserve">                    </w:t>
-      </w:r>
-      <w:r>
-        <w:rPr>
-          <w:rFonts w:ascii="Times New Roman" w:hAnsi="Times New Roman" w:cs="Times New Roman" w:hint="eastAsia"/>
+        <w:t xml:space="preserve">    </w:t>
+      </w:r>
+      <w:r>
+        <w:rPr>
+          <w:rFonts w:ascii="Times New Roman" w:hAnsi="Times New Roman" w:hint="eastAsia"/>
+          <w:noProof/>
+          <w:szCs w:val="24"/>
+          <w:u w:val="single"/>
+        </w:rPr>
+        <w:drawing>
+          <wp:inline distT="0" distB="0" distL="0" distR="0" wp14:anchorId="079FE677" wp14:editId="1F9B1D02">
+            <wp:extent cx="774700" cy="228600"/>
+            <wp:effectExtent l="0" t="0" r="0" b="0"/>
+            <wp:docPr id="1377178156" name="图片 2"/>
+            <wp:cNvGraphicFramePr>
+              <a:graphicFrameLocks xmlns:a="http://schemas.openxmlformats.org/drawingml/2006/main" noChangeAspect="1"/>
+            </wp:cNvGraphicFramePr>
+            <a:graphic xmlns:a="http://schemas.openxmlformats.org/drawingml/2006/main">
+              <a:graphicData uri="http://schemas.openxmlformats.org/drawingml/2006/picture">
+                <pic:pic xmlns:pic="http://schemas.openxmlformats.org/drawingml/2006/picture">
+                  <pic:nvPicPr>
+                    <pic:cNvPr id="1377178156" name="图片 1377178156"/>
+                    <pic:cNvPicPr/>
+                  </pic:nvPicPr>
+                  <pic:blipFill>
+                    <a:blip r:embed="rId16">
+                      <a:extLst>
+                        <a:ext uri="{28A0092B-C50C-407E-A947-70E740481C1C}">
+                          <a14:useLocalDpi xmlns:a14="http://schemas.microsoft.com/office/drawing/2010/main" val="0"/>
+                        </a:ext>
+                      </a:extLst>
+                    </a:blip>
+                    <a:stretch>
+                      <a:fillRect/>
+                    </a:stretch>
+                  </pic:blipFill>
+                  <pic:spPr>
+                    <a:xfrm>
+                      <a:off x="0" y="0"/>
+                      <a:ext cx="774700" cy="228600"/>
+                    </a:xfrm>
+                    <a:prstGeom prst="rect">
+                      <a:avLst/>
+                    </a:prstGeom>
+                  </pic:spPr>
+                </pic:pic>
+              </a:graphicData>
+            </a:graphic>
+          </wp:inline>
+        </w:drawing>
+      </w:r>
+      <w:r>
+        <w:rPr>
+          <w:rFonts w:ascii="Times New Roman" w:hAnsi="Times New Roman" w:hint="eastAsia"/>
+          <w:szCs w:val="24"/>
+          <w:u w:val="single"/>
+        </w:rPr>
+        <w:t xml:space="preserve">          </w:t>
+      </w:r>
+      <w:r>
+        <w:rPr>
+          <w:rFonts w:ascii="Times New Roman" w:hAnsi="Times New Roman" w:hint="eastAsia"/>
           <w:szCs w:val="24"/>
         </w:rPr>
         <w:t xml:space="preserve">     </w:t>
       </w:r>
       <w:r>
         <w:rPr>
-          <w:rFonts w:ascii="Times New Roman" w:hAnsi="Times New Roman" w:cs="Times New Roman" w:hint="eastAsia"/>
+          <w:rFonts w:ascii="Times New Roman" w:hAnsi="Times New Roman"/>
+          <w:szCs w:val="24"/>
+        </w:rPr>
+        <w:tab/>
+      </w:r>
+      <w:r>
+        <w:rPr>
+          <w:rFonts w:ascii="Times New Roman" w:hAnsi="Times New Roman" w:hint="eastAsia"/>
           <w:szCs w:val="24"/>
         </w:rPr>
         <w:t>日期：</w:t>
       </w:r>
       <w:r>
         <w:rPr>
-          <w:rFonts w:ascii="Times New Roman" w:hAnsi="Times New Roman" w:cs="Times New Roman" w:hint="eastAsia"/>
+          <w:rFonts w:ascii="Times New Roman" w:hAnsi="Times New Roman"/>
           <w:szCs w:val="24"/>
           <w:u w:val="single"/>
         </w:rPr>
-        <w:t xml:space="preserve">                       </w:t>
-      </w:r>
-      <w:r>
-        <w:rPr>
-          <w:rFonts w:ascii="Times New Roman" w:hAnsi="Times New Roman" w:cs="Times New Roman" w:hint="eastAsia"/>
-          <w:szCs w:val="24"/>
-        </w:rPr>
-        <w:t xml:space="preserve">   </w:t>
+        <w:tab/>
+      </w:r>
+      <w:r>
+        <w:rPr>
+          <w:rFonts w:ascii="Times New Roman" w:hAnsi="Times New Roman"/>
+          <w:szCs w:val="24"/>
+          <w:u w:val="single"/>
+        </w:rPr>
+        <w:tab/>
+      </w:r>
+      <w:r>
+        <w:rPr>
+          <w:rFonts w:ascii="Times New Roman" w:hAnsi="Times New Roman" w:hint="eastAsia"/>
+          <w:szCs w:val="24"/>
+          <w:u w:val="single"/>
+        </w:rPr>
+        <w:t>2026</w:t>
+      </w:r>
+      <w:r>
+        <w:rPr>
+          <w:rFonts w:ascii="Times New Roman" w:hAnsi="Times New Roman" w:hint="eastAsia"/>
+          <w:szCs w:val="24"/>
+          <w:u w:val="single"/>
+        </w:rPr>
+        <w:t>年</w:t>
+      </w:r>
+      <w:r>
+        <w:rPr>
+          <w:rFonts w:ascii="Times New Roman" w:hAnsi="Times New Roman" w:hint="eastAsia"/>
+          <w:szCs w:val="24"/>
+          <w:u w:val="single"/>
+        </w:rPr>
+        <w:t>5</w:t>
+      </w:r>
+      <w:r>
+        <w:rPr>
+          <w:rFonts w:ascii="Times New Roman" w:hAnsi="Times New Roman" w:hint="eastAsia"/>
+          <w:szCs w:val="24"/>
+          <w:u w:val="single"/>
+        </w:rPr>
+        <w:t>月</w:t>
+      </w:r>
+      <w:r>
+        <w:rPr>
+          <w:rFonts w:ascii="Times New Roman" w:hAnsi="Times New Roman" w:hint="eastAsia"/>
+          <w:szCs w:val="24"/>
+          <w:u w:val="single"/>
+        </w:rPr>
+        <w:t>2</w:t>
+      </w:r>
+      <w:r>
+        <w:rPr>
+          <w:rFonts w:ascii="Times New Roman" w:hAnsi="Times New Roman" w:hint="eastAsia"/>
+          <w:szCs w:val="24"/>
+          <w:u w:val="single"/>
+        </w:rPr>
+        <w:t>日</w:t>
+      </w:r>
+      <w:r>
+        <w:rPr>
+          <w:rFonts w:ascii="Times New Roman" w:hAnsi="Times New Roman" w:hint="eastAsia"/>
+          <w:szCs w:val="24"/>
+          <w:u w:val="single"/>
+        </w:rPr>
+        <w:t xml:space="preserve"> </w:t>
+      </w:r>
+      <w:r>
+        <w:rPr>
+          <w:rFonts w:ascii="Times New Roman" w:hAnsi="Times New Roman"/>
+          <w:szCs w:val="24"/>
+          <w:u w:val="single"/>
+        </w:rPr>
+        <w:tab/>
+      </w:r>
+      <w:r>
+        <w:rPr>
+          <w:rFonts w:ascii="Times New Roman" w:hAnsi="Times New Roman"/>
+          <w:szCs w:val="24"/>
+          <w:u w:val="single"/>
+        </w:rPr>
+        <w:tab/>
       </w:r>
     </w:p>
     <w:p>
       <w:pPr>
-        <w:adjustRightInd w:val="0"/>
-        <w:snapToGrid w:val="0"/>
-        <w:spacing w:line="360" w:lineRule="auto"/>
-        <w:ind w:firstLineChars="0" w:firstLine="0"/>
-        <w:rPr>
-          <w:rFonts w:eastAsia="黑体"/>
-          <w:sz w:val="52"/>
+        <w:pStyle w:val="FrontMatterTitle"/>
+        <w:jc w:val="both"/>
+        <w:rPr>
+          <w:rFonts w:hint="default"/>
         </w:rPr>
       </w:pPr>
     </w:p>
     <w:p>
       <w:pPr>
         <w:sectPr>
+          <w:headerReference w:type="default" r:id="rId12"/>
+          <w:footerReference w:type="default" r:id="rId13"/>
           <w:pgSz w:w="11906" w:h="16838"/>
           <w:pgMar w:top="1418" w:right="1417" w:bottom="1418" w:left="1417" w:header="851" w:footer="851" w:gutter="0"/>
-          <w:cols w:space="425"/>
-          <w:docGrid w:type="lines" w:linePitch="312"/>
+          <w:cols w:space="720"/>
+          <w:docGrid w:linePitch="360"/>
         </w:sectPr>
       </w:pPr>
     </w:p>
@@ -1286,7 +2434,7 @@
           <w:sz w:val="32"/>
           <w:szCs w:val="32"/>
         </w:rPr>
-        <w:t xml:space="preserve">基于 TD 序列的量化交易系统设计与实现</w:t>
+        <w:t xml:space="preserve">基于DeMarker指标的量化交易系统的设计与实现</w:t>
       </w:r>
     </w:p>
     <w:p>
@@ -1365,7 +2513,7 @@
           <w:sz w:val="24"/>
           <w:szCs w:val="24"/>
         </w:rPr>
-        <w:t xml:space="preserve">量化交易系统能够将交易规则、数据处理、风险控制和评价流程转化为可重复执行的软件系统，对提高策略研究的规范性和可复现性具有重要意义。TD 序列规则链条较长，包含 Setup、Countdown、完美计数和 TDST 取消等多阶段状态，若直接采用简单条件判断实现，容易出现计数边界不清、信号重复、复权数据不一致和交易记录不可追溯等问题。本文面向 A 股日线数据、PTrade 量化交易环境和 SimTradeLab 本地回测框架，从 TD 序列状态机实现和适用性评价方法两个方面开展研究，主要工作如下。</w:t>
+        <w:t xml:space="preserve">量化交易系统能够将交易规则、数据处理、风险控制和评价流程转化为可重复执行的软件系统，对提高策略研究的规范性和可复现性具有重要意义。本文以 DeMark 指标体系中的 TD 9-13 Sequential 作为 DeMarker 指标量化实现的核心规则。TD 序列规则链条较长，包含 Setup、Countdown、完美计数和 TDST 取消等多阶段状态，若直接采用简单条件判断实现，容易出现计数边界不清、信号重复、复权数据不一致和交易记录不可追溯等问题。本文面向 A 股日线数据、PTrade 量化交易环境和 SimTradeLab 本地回测框架，从 TD 序列状态机实现和适用性评价方法两个方面开展研究，主要工作如下。</w:t>
       </w:r>
     </w:p>
     <w:p>
@@ -1479,7 +2627,7 @@
           <w:sz w:val="24"/>
           <w:szCs w:val="24"/>
         </w:rPr>
-        <w:t xml:space="preserve"> TD序列  量化交易  有限状态机  回测方法  适用性分析</w:t>
+        <w:t xml:space="preserve"> DeMarker指标  TD序列  量化交易  有限状态机  适用性分析</w:t>
       </w:r>
     </w:p>
     <w:p>
@@ -1504,7 +2652,7 @@
           <w:sz w:val="32"/>
           <w:szCs w:val="32"/>
         </w:rPr>
-        <w:t xml:space="preserve">Design and Implementation of Quantitative Trading System Based on TD Sequential</w:t>
+        <w:t xml:space="preserve">Design and Implementation of a Quantitative Trading System Based on the DeMarker Indicator</w:t>
       </w:r>
     </w:p>
     <w:p>
@@ -1583,7 +2731,7 @@
           <w:sz w:val="24"/>
           <w:szCs w:val="24"/>
         </w:rPr>
-        <w:t xml:space="preserve">Quantitative trading systems transform trading rules, data processing, risk control, and evaluation procedures into repeatable software systems, which is meaningful for improving the standardization and reproducibility of strategy research. TD Sequential has a long rule chain and contains multi-stage states such as Setup, Countdown, perfected counting, and TDST cancellation. A direct implementation with simple conditional statements may lead to ambiguous counting boundaries, duplicated signals, inconsistent adjusted prices, and untraceable trading records. Taking A-share daily data, the PTrade quantitative trading environment, and the SimTradeLab local backtesting framework as the application context, this thesis studies TD Sequential from two aspects: state-machine-based implementation and applicability evaluation. The main work is as follows.</w:t>
+        <w:t xml:space="preserve">Quantitative trading systems transform trading rules, data processing, risk control, and evaluation procedures into repeatable software systems, which is meaningful for improving the standardization and reproducibility of strategy research. This thesis takes TD 9-13 Sequential in the DeMark indicator system as the core rule for implementing a DeMarker-indicator-based quantitative strategy. TD Sequential has a long rule chain and contains multi-stage states such as Setup, Countdown, perfected counting, and TDST cancellation. A direct implementation with simple conditional statements may lead to ambiguous counting boundaries, duplicated signals, inconsistent adjusted prices, and untraceable trading records. Taking A-share daily data, the PTrade quantitative trading environment, and the SimTradeLab local backtesting framework as the application context, this thesis studies TD Sequential from two aspects: state-machine-based implementation and applicability evaluation. The main work is as follows.</w:t>
       </w:r>
     </w:p>
     <w:p>
@@ -1697,7 +2845,7 @@
           <w:sz w:val="24"/>
           <w:szCs w:val="24"/>
         </w:rPr>
-        <w:t xml:space="preserve">  TD Sequential  Quantitative Trading  Finite State Machine  Backtesting Method  Applicability Analysis</w:t>
+        <w:t xml:space="preserve">  DeMarker Indicator  TD Sequential  Quantitative Trading  Finite State Machine  Applicability Analysis</w:t>
       </w:r>
     </w:p>
     <w:p>
@@ -1872,7 +3020,7 @@
           <w:sz w:val="24"/>
           <w:szCs w:val="24"/>
         </w:rPr>
-        <w:t xml:space="preserve">TD 序列是 DeMark 指标体系中应用较广的技术分析方法，原始思想强调以连续价格比较识别趋势耗竭，而不是简单追随趋势。官方说明将 Sequential 描述为由 Setup 和 Countdown 构成的多阶段价格比较过程，其目标是分析趋势强弱及其发生反转的可能性</w:t>
+        <w:t xml:space="preserve">DeMarker 指标通常用于描述 DeMark 技术分析体系下的一类价格比较型指标。本文结合系统实现难度和 A 股日线数据特点，选取 DeMark 指标体系中应用较广的 TD 9-13 Sequential 作为具体研究对象，下文简称 TD 序列。TD 序列的原始思想强调以连续价格比较识别趋势耗竭，而不是简单追随趋势。官方说明将 Sequential 描述为由 Setup 和 Countdown 构成的多阶段价格比较过程，其目标是分析趋势强弱及其发生反转的可能性</w:t>
       </w:r>
       <w:r>
         <w:bookmarkStart w:id="6" w:name="cite_1_1"/>
@@ -28926,6 +30074,59 @@
 </w:ftr>
 </file>
 
+<file path=word/footer1_cover1.xml><?xml version="1.0" encoding="utf-8"?>
+<w:ftr xmlns:wpc="http://schemas.microsoft.com/office/word/2010/wordprocessingCanvas" xmlns:cx="http://schemas.microsoft.com/office/drawing/2014/chartex" xmlns:cx1="http://schemas.microsoft.com/office/drawing/2015/9/8/chartex" xmlns:cx2="http://schemas.microsoft.com/office/drawing/2015/10/21/chartex" xmlns:cx3="http://schemas.microsoft.com/office/drawing/2016/5/9/chartex" xmlns:cx4="http://schemas.microsoft.com/office/drawing/2016/5/10/chartex" xmlns:cx5="http://schemas.microsoft.com/office/drawing/2016/5/11/chartex" xmlns:cx6="http://schemas.microsoft.com/office/drawing/2016/5/12/chartex" xmlns:cx7="http://schemas.microsoft.com/office/drawing/2016/5/13/chartex" xmlns:cx8="http://schemas.microsoft.com/office/drawing/2016/5/14/chartex" xmlns:mc="http://schemas.openxmlformats.org/markup-compatibility/2006" xmlns:aink="http://schemas.microsoft.com/office/drawing/2016/ink" xmlns:am3d="http://schemas.microsoft.com/office/drawing/2017/model3d" xmlns:o="urn:schemas-microsoft-com:office:office" xmlns:oel="http://schemas.microsoft.com/office/2019/extlst" xmlns:r="http://schemas.openxmlformats.org/officeDocument/2006/relationships" xmlns:m="http://schemas.openxmlformats.org/officeDocument/2006/math" xmlns:v="urn:schemas-microsoft-com:vml" xmlns:wp14="http://schemas.microsoft.com/office/word/2010/wordprocessingDrawing" xmlns:wp="http://schemas.openxmlformats.org/drawingml/2006/wordprocessingDrawing" xmlns:w10="urn:schemas-microsoft-com:office:word" xmlns:w="http://schemas.openxmlformats.org/wordprocessingml/2006/main" xmlns:w14="http://schemas.microsoft.com/office/word/2010/wordml" xmlns:w15="http://schemas.microsoft.com/office/word/2012/wordml" xmlns:w16cex="http://schemas.microsoft.com/office/word/2018/wordml/cex" xmlns:w16cid="http://schemas.microsoft.com/office/word/2016/wordml/cid" xmlns:w16="http://schemas.microsoft.com/office/word/2018/wordml" xmlns:w16du="http://schemas.microsoft.com/office/word/2023/wordml/word16du" xmlns:w16sdtdh="http://schemas.microsoft.com/office/word/2020/wordml/sdtdatahash" xmlns:w16se="http://schemas.microsoft.com/office/word/2015/wordml/symex" xmlns:wpg="http://schemas.microsoft.com/office/word/2010/wordprocessingGroup" xmlns:wpi="http://schemas.microsoft.com/office/word/2010/wordprocessingInk" xmlns:wne="http://schemas.microsoft.com/office/word/2006/wordml" xmlns:wps="http://schemas.microsoft.com/office/word/2010/wordprocessingShape" mc:Ignorable="w14 w15 w16se w16cid w16 w16cex w16sdtdh w16du wp14">
+  <w:p>
+    <w:pPr>
+      <w:spacing w:line="240" w:lineRule="auto"/>
+      <w:ind w:firstLine="360"/>
+      <w:jc w:val="center"/>
+    </w:pPr>
+    <w:r>
+      <w:rPr>
+        <w:rFonts w:ascii="Times New Roman" w:hAnsi="Times New Roman"/>
+        <w:sz w:val="18"/>
+        <w:szCs w:val="18"/>
+      </w:rPr>
+      <w:fldChar w:fldCharType="begin"/>
+    </w:r>
+    <w:r>
+      <w:rPr>
+        <w:rFonts w:ascii="Times New Roman" w:hAnsi="Times New Roman"/>
+        <w:sz w:val="18"/>
+        <w:szCs w:val="18"/>
+      </w:rPr>
+      <w:instrText>PAGE</w:instrText>
+    </w:r>
+    <w:r>
+      <w:rPr>
+        <w:rFonts w:ascii="Times New Roman" w:hAnsi="Times New Roman"/>
+        <w:sz w:val="18"/>
+        <w:szCs w:val="18"/>
+      </w:rPr>
+      <w:fldChar w:fldCharType="separate"/>
+    </w:r>
+    <w:r>
+      <w:rPr>
+        <w:rFonts w:ascii="Times New Roman" w:hAnsi="Times New Roman"/>
+        <w:noProof/>
+        <w:sz w:val="18"/>
+        <w:szCs w:val="18"/>
+      </w:rPr>
+      <w:t>1</w:t>
+    </w:r>
+    <w:r>
+      <w:rPr>
+        <w:rFonts w:ascii="Times New Roman" w:hAnsi="Times New Roman"/>
+        <w:sz w:val="18"/>
+        <w:szCs w:val="18"/>
+      </w:rPr>
+      <w:fldChar w:fldCharType="end"/>
+    </w:r>
+  </w:p>
+</w:ftr>
+</file>
+
 <file path=word/footer2.xml><?xml version="1.0" encoding="utf-8"?>
 <w:ftr xmlns:wpc="http://schemas.microsoft.com/office/word/2010/wordprocessingCanvas" xmlns:mc="http://schemas.openxmlformats.org/markup-compatibility/2006" xmlns:o="urn:schemas-microsoft-com:office:office" xmlns:r="http://schemas.openxmlformats.org/officeDocument/2006/relationships" xmlns:m="http://schemas.openxmlformats.org/officeDocument/2006/math" xmlns:v="urn:schemas-microsoft-com:vml" xmlns:wp14="http://schemas.microsoft.com/office/word/2010/wordprocessingDrawing" xmlns:wp="http://schemas.openxmlformats.org/drawingml/2006/wordprocessingDrawing" xmlns:w10="urn:schemas-microsoft-com:office:word" xmlns:w="http://schemas.openxmlformats.org/wordprocessingml/2006/main" xmlns:w14="http://schemas.microsoft.com/office/word/2010/wordml" xmlns:w15="http://schemas.microsoft.com/office/word/2012/wordml" xmlns:wpg="http://schemas.microsoft.com/office/word/2010/wordprocessingGroup" xmlns:wpi="http://schemas.microsoft.com/office/word/2010/wordprocessingInk" xmlns:wne="http://schemas.microsoft.com/office/word/2006/wordml" xmlns:wps="http://schemas.microsoft.com/office/word/2010/wordprocessingShape">
   <w:p>
@@ -29008,6 +30209,29 @@
         <w:szCs w:val="18"/>
       </w:rPr>
       <w:t xml:space="preserve">北京邮电大学本科毕业设计（论文）</w:t>
+    </w:r>
+  </w:p>
+</w:hdr>
+</file>
+
+<file path=word/header1_cover1.xml><?xml version="1.0" encoding="utf-8"?>
+<w:hdr xmlns:wpc="http://schemas.microsoft.com/office/word/2010/wordprocessingCanvas" xmlns:cx="http://schemas.microsoft.com/office/drawing/2014/chartex" xmlns:cx1="http://schemas.microsoft.com/office/drawing/2015/9/8/chartex" xmlns:cx2="http://schemas.microsoft.com/office/drawing/2015/10/21/chartex" xmlns:cx3="http://schemas.microsoft.com/office/drawing/2016/5/9/chartex" xmlns:cx4="http://schemas.microsoft.com/office/drawing/2016/5/10/chartex" xmlns:cx5="http://schemas.microsoft.com/office/drawing/2016/5/11/chartex" xmlns:cx6="http://schemas.microsoft.com/office/drawing/2016/5/12/chartex" xmlns:cx7="http://schemas.microsoft.com/office/drawing/2016/5/13/chartex" xmlns:cx8="http://schemas.microsoft.com/office/drawing/2016/5/14/chartex" xmlns:mc="http://schemas.openxmlformats.org/markup-compatibility/2006" xmlns:aink="http://schemas.microsoft.com/office/drawing/2016/ink" xmlns:am3d="http://schemas.microsoft.com/office/drawing/2017/model3d" xmlns:o="urn:schemas-microsoft-com:office:office" xmlns:oel="http://schemas.microsoft.com/office/2019/extlst" xmlns:r="http://schemas.openxmlformats.org/officeDocument/2006/relationships" xmlns:m="http://schemas.openxmlformats.org/officeDocument/2006/math" xmlns:v="urn:schemas-microsoft-com:vml" xmlns:wp14="http://schemas.microsoft.com/office/word/2010/wordprocessingDrawing" xmlns:wp="http://schemas.openxmlformats.org/drawingml/2006/wordprocessingDrawing" xmlns:w10="urn:schemas-microsoft-com:office:word" xmlns:w="http://schemas.openxmlformats.org/wordprocessingml/2006/main" xmlns:w14="http://schemas.microsoft.com/office/word/2010/wordml" xmlns:w15="http://schemas.microsoft.com/office/word/2012/wordml" xmlns:w16cex="http://schemas.microsoft.com/office/word/2018/wordml/cex" xmlns:w16cid="http://schemas.microsoft.com/office/word/2016/wordml/cid" xmlns:w16="http://schemas.microsoft.com/office/word/2018/wordml" xmlns:w16du="http://schemas.microsoft.com/office/word/2023/wordml/word16du" xmlns:w16sdtdh="http://schemas.microsoft.com/office/word/2020/wordml/sdtdatahash" xmlns:w16se="http://schemas.microsoft.com/office/word/2015/wordml/symex" xmlns:wpg="http://schemas.microsoft.com/office/word/2010/wordprocessingGroup" xmlns:wpi="http://schemas.microsoft.com/office/word/2010/wordprocessingInk" xmlns:wne="http://schemas.microsoft.com/office/word/2006/wordml" xmlns:wps="http://schemas.microsoft.com/office/word/2010/wordprocessingShape" mc:Ignorable="w14 w15 w16se w16cid w16 w16cex w16sdtdh w16du wp14">
+  <w:p>
+    <w:pPr>
+      <w:pBdr>
+        <w:bottom w:val="single" w:sz="8" w:space="1" w:color="000000"/>
+      </w:pBdr>
+      <w:spacing w:after="60" w:line="240" w:lineRule="auto"/>
+      <w:ind w:firstLine="360"/>
+      <w:jc w:val="center"/>
+    </w:pPr>
+    <w:r>
+      <w:rPr>
+        <w:rFonts w:ascii="Times New Roman" w:hAnsi="Times New Roman"/>
+        <w:sz w:val="18"/>
+        <w:szCs w:val="18"/>
+      </w:rPr>
+      <w:t>北京邮电大学本科毕业设计（论文）</w:t>
     </w:r>
   </w:p>
 </w:hdr>
@@ -29773,15 +30997,13 @@
     <w:rsid w:val="00E1701F"/>
     <w:pPr>
       <w:widowControl w:val="0"/>
-      <w:spacing w:after="0" w:line="300" w:lineRule="auto"/>
+      <w:spacing w:line="300" w:lineRule="auto"/>
       <w:ind w:firstLineChars="200" w:firstLine="200"/>
       <w:jc w:val="both"/>
     </w:pPr>
     <w:rPr>
-      <w:rFonts w:ascii="宋体" w:eastAsia="宋体" w:hAnsi="宋体"/>
-      <w:sz w:val="24"/>
+      <w:rFonts w:ascii="宋体" w:hAnsi="宋体"/>
       <w:szCs w:val="22"/>
-      <w14:ligatures w14:val="none"/>
     </w:rPr>
   </w:style>
   <w:style w:type="paragraph" w:styleId="1">
@@ -30046,6 +31268,155 @@
     <w:semiHidden/>
     <w:unhideWhenUsed/>
   </w:style>
+  <w:style w:type="paragraph" w:styleId="a3">
+    <w:name w:val="Title"/>
+    <w:basedOn w:val="a"/>
+    <w:next w:val="a"/>
+    <w:link w:val="a4"/>
+    <w:uiPriority w:val="10"/>
+    <w:qFormat/>
+    <w:rsid w:val="00E1701F"/>
+    <w:pPr>
+      <w:spacing w:after="80" w:line="240" w:lineRule="auto"/>
+      <w:ind w:firstLineChars="0" w:firstLine="0"/>
+      <w:contextualSpacing/>
+      <w:jc w:val="center"/>
+    </w:pPr>
+    <w:rPr>
+      <w:rFonts w:asciiTheme="majorHAnsi" w:eastAsiaTheme="majorEastAsia" w:hAnsiTheme="majorHAnsi" w:cstheme="majorBidi"/>
+      <w:spacing w:val="-10"/>
+      <w:kern w:val="28"/>
+      <w:sz w:val="56"/>
+      <w:szCs w:val="56"/>
+      <w14:ligatures w14:val="standardContextual"/>
+    </w:rPr>
+  </w:style>
+  <w:style w:type="paragraph" w:customStyle="1" w:styleId="11">
+    <w:name w:val="要点1"/>
+    <w:basedOn w:val="a"/>
+    <w:next w:val="a"/>
+    <w:qFormat/>
+    <w:rPr>
+      <w:b/>
+      <w:bCs/>
+    </w:rPr>
+  </w:style>
+  <w:style w:type="paragraph" w:styleId="a5">
+    <w:name w:val="List Paragraph"/>
+    <w:basedOn w:val="a"/>
+    <w:uiPriority w:val="34"/>
+    <w:qFormat/>
+    <w:rsid w:val="00E1701F"/>
+    <w:pPr>
+      <w:spacing w:after="160" w:line="278" w:lineRule="auto"/>
+      <w:ind w:left="720" w:firstLineChars="0" w:firstLine="0"/>
+      <w:contextualSpacing/>
+      <w:jc w:val="left"/>
+    </w:pPr>
+    <w:rPr>
+      <w:rFonts w:asciiTheme="minorHAnsi" w:eastAsiaTheme="minorEastAsia" w:hAnsiTheme="minorHAnsi"/>
+      <w:sz w:val="22"/>
+      <w:szCs w:val="24"/>
+      <w14:ligatures w14:val="standardContextual"/>
+    </w:rPr>
+  </w:style>
+  <w:style w:type="character" w:styleId="a6">
+    <w:name w:val="Hyperlink"/>
+    <w:uiPriority w:val="99"/>
+    <w:unhideWhenUsed/>
+    <w:rPr>
+      <w:color w:val="000000"/>
+      <w:u w:val="none"/>
+    </w:rPr>
+  </w:style>
+  <w:style w:type="character" w:styleId="a7">
+    <w:name w:val="footnote reference"/>
+    <w:uiPriority w:val="99"/>
+    <w:semiHidden/>
+    <w:unhideWhenUsed/>
+    <w:rPr>
+      <w:vertAlign w:val="superscript"/>
+    </w:rPr>
+  </w:style>
+  <w:style w:type="paragraph" w:styleId="a8">
+    <w:name w:val="footnote text"/>
+    <w:basedOn w:val="a"/>
+    <w:link w:val="a9"/>
+    <w:uiPriority w:val="99"/>
+    <w:semiHidden/>
+    <w:unhideWhenUsed/>
+    <w:pPr>
+      <w:spacing w:line="240" w:lineRule="auto"/>
+    </w:pPr>
+    <w:rPr>
+      <w:sz w:val="20"/>
+      <w:szCs w:val="20"/>
+    </w:rPr>
+  </w:style>
+  <w:style w:type="character" w:customStyle="1" w:styleId="a9">
+    <w:name w:val="脚注文本 字符"/>
+    <w:link w:val="a8"/>
+    <w:uiPriority w:val="99"/>
+    <w:semiHidden/>
+    <w:unhideWhenUsed/>
+    <w:rPr>
+      <w:sz w:val="20"/>
+      <w:szCs w:val="20"/>
+    </w:rPr>
+  </w:style>
+  <w:style w:type="character" w:styleId="aa">
+    <w:name w:val="endnote reference"/>
+    <w:uiPriority w:val="99"/>
+    <w:semiHidden/>
+    <w:unhideWhenUsed/>
+    <w:rPr>
+      <w:vertAlign w:val="superscript"/>
+    </w:rPr>
+  </w:style>
+  <w:style w:type="paragraph" w:styleId="ab">
+    <w:name w:val="endnote text"/>
+    <w:basedOn w:val="a"/>
+    <w:link w:val="ac"/>
+    <w:uiPriority w:val="99"/>
+    <w:semiHidden/>
+    <w:unhideWhenUsed/>
+    <w:pPr>
+      <w:spacing w:line="240" w:lineRule="auto"/>
+    </w:pPr>
+    <w:rPr>
+      <w:sz w:val="20"/>
+      <w:szCs w:val="20"/>
+    </w:rPr>
+  </w:style>
+  <w:style w:type="character" w:customStyle="1" w:styleId="ac">
+    <w:name w:val="尾注文本 字符"/>
+    <w:link w:val="ab"/>
+    <w:uiPriority w:val="99"/>
+    <w:semiHidden/>
+    <w:unhideWhenUsed/>
+    <w:rPr>
+      <w:sz w:val="20"/>
+      <w:szCs w:val="20"/>
+    </w:rPr>
+  </w:style>
+  <w:style w:type="paragraph" w:styleId="TOC">
+    <w:name w:val="TOC Heading"/>
+    <w:basedOn w:val="a"/>
+    <w:qFormat/>
+    <w:pPr>
+      <w:spacing w:after="300" w:line="360" w:lineRule="auto"/>
+      <w:ind w:firstLine="0"/>
+      <w:jc w:val="center"/>
+    </w:pPr>
+    <w:rPr>
+      <w:rFonts w:ascii="Times New Roman" w:eastAsia="黑体" w:hAnsi="Times New Roman" w:hint="eastAsia"/>
+      <w:b/>
+      <w:bCs/>
+      <w:color w:val="000000"/>
+      <w:sz w:val="32"/>
+      <w:szCs w:val="32"/>
+    </w:rPr>
+  </w:style>
   <w:style w:type="character" w:customStyle="1" w:styleId="10">
     <w:name w:val="标题 1 字符"/>
     <w:basedOn w:val="a0"/>
@@ -30166,29 +31537,6 @@
       <w:color w:val="595959" w:themeColor="text1" w:themeTint="A6"/>
     </w:rPr>
   </w:style>
-  <w:style w:type="paragraph" w:styleId="a3">
-    <w:name w:val="Title"/>
-    <w:basedOn w:val="a"/>
-    <w:next w:val="a"/>
-    <w:link w:val="a4"/>
-    <w:uiPriority w:val="10"/>
-    <w:qFormat/>
-    <w:rsid w:val="00E1701F"/>
-    <w:pPr>
-      <w:spacing w:after="80" w:line="240" w:lineRule="auto"/>
-      <w:ind w:firstLineChars="0" w:firstLine="0"/>
-      <w:contextualSpacing/>
-      <w:jc w:val="center"/>
-    </w:pPr>
-    <w:rPr>
-      <w:rFonts w:asciiTheme="majorHAnsi" w:eastAsiaTheme="majorEastAsia" w:hAnsiTheme="majorHAnsi" w:cstheme="majorBidi"/>
-      <w:spacing w:val="-10"/>
-      <w:kern w:val="28"/>
-      <w:sz w:val="56"/>
-      <w:szCs w:val="56"/>
-      <w14:ligatures w14:val="standardContextual"/>
-    </w:rPr>
-  </w:style>
   <w:style w:type="character" w:customStyle="1" w:styleId="a4">
     <w:name w:val="标题 字符"/>
     <w:basedOn w:val="a0"/>
@@ -30203,11 +31551,11 @@
       <w:szCs w:val="56"/>
     </w:rPr>
   </w:style>
-  <w:style w:type="paragraph" w:styleId="a5">
+  <w:style w:type="paragraph" w:styleId="ad">
     <w:name w:val="Subtitle"/>
     <w:basedOn w:val="a"/>
     <w:next w:val="a"/>
-    <w:link w:val="a6"/>
+    <w:link w:val="ae"/>
     <w:uiPriority w:val="11"/>
     <w:qFormat/>
     <w:rsid w:val="00E1701F"/>
@@ -30228,10 +31576,10 @@
       <w14:ligatures w14:val="standardContextual"/>
     </w:rPr>
   </w:style>
-  <w:style w:type="character" w:customStyle="1" w:styleId="a6">
+  <w:style w:type="character" w:customStyle="1" w:styleId="ae">
     <w:name w:val="副标题 字符"/>
     <w:basedOn w:val="a0"/>
-    <w:link w:val="a5"/>
+    <w:link w:val="ad"/>
     <w:uiPriority w:val="11"/>
     <w:rsid w:val="00E1701F"/>
     <w:rPr>
@@ -30242,11 +31590,11 @@
       <w:szCs w:val="28"/>
     </w:rPr>
   </w:style>
-  <w:style w:type="paragraph" w:styleId="a7">
+  <w:style w:type="paragraph" w:styleId="af">
     <w:name w:val="Quote"/>
     <w:basedOn w:val="a"/>
     <w:next w:val="a"/>
-    <w:link w:val="a8"/>
+    <w:link w:val="af0"/>
     <w:uiPriority w:val="29"/>
     <w:qFormat/>
     <w:rsid w:val="00E1701F"/>
@@ -30265,10 +31613,10 @@
       <w14:ligatures w14:val="standardContextual"/>
     </w:rPr>
   </w:style>
-  <w:style w:type="character" w:customStyle="1" w:styleId="a8">
+  <w:style w:type="character" w:customStyle="1" w:styleId="af0">
     <w:name w:val="引用 字符"/>
     <w:basedOn w:val="a0"/>
-    <w:link w:val="a7"/>
+    <w:link w:val="af"/>
     <w:uiPriority w:val="29"/>
     <w:rsid w:val="00E1701F"/>
     <w:rPr>
@@ -30277,26 +31625,7 @@
       <w:color w:val="404040" w:themeColor="text1" w:themeTint="BF"/>
     </w:rPr>
   </w:style>
-  <w:style w:type="paragraph" w:styleId="a9">
-    <w:name w:val="List Paragraph"/>
-    <w:basedOn w:val="a"/>
-    <w:uiPriority w:val="34"/>
-    <w:qFormat/>
-    <w:rsid w:val="00E1701F"/>
-    <w:pPr>
-      <w:spacing w:after="160" w:line="278" w:lineRule="auto"/>
-      <w:ind w:left="720" w:firstLineChars="0" w:firstLine="0"/>
-      <w:contextualSpacing/>
-      <w:jc w:val="left"/>
-    </w:pPr>
-    <w:rPr>
-      <w:rFonts w:asciiTheme="minorHAnsi" w:eastAsiaTheme="minorEastAsia" w:hAnsiTheme="minorHAnsi"/>
-      <w:sz w:val="22"/>
-      <w:szCs w:val="24"/>
-      <w14:ligatures w14:val="standardContextual"/>
-    </w:rPr>
-  </w:style>
-  <w:style w:type="character" w:styleId="aa">
+  <w:style w:type="character" w:styleId="af1">
     <w:name w:val="Intense Emphasis"/>
     <w:basedOn w:val="a0"/>
     <w:uiPriority w:val="21"/>
@@ -30308,11 +31637,11 @@
       <w:color w:val="0F4761" w:themeColor="accent1" w:themeShade="BF"/>
     </w:rPr>
   </w:style>
-  <w:style w:type="paragraph" w:styleId="ab">
+  <w:style w:type="paragraph" w:styleId="af2">
     <w:name w:val="Intense Quote"/>
     <w:basedOn w:val="a"/>
     <w:next w:val="a"/>
-    <w:link w:val="ac"/>
+    <w:link w:val="af3"/>
     <w:uiPriority w:val="30"/>
     <w:qFormat/>
     <w:rsid w:val="00E1701F"/>
@@ -30335,10 +31664,10 @@
       <w14:ligatures w14:val="standardContextual"/>
     </w:rPr>
   </w:style>
-  <w:style w:type="character" w:customStyle="1" w:styleId="ac">
+  <w:style w:type="character" w:customStyle="1" w:styleId="af3">
     <w:name w:val="明显引用 字符"/>
     <w:basedOn w:val="a0"/>
-    <w:link w:val="ab"/>
+    <w:link w:val="af2"/>
     <w:uiPriority w:val="30"/>
     <w:rsid w:val="00E1701F"/>
     <w:rPr>
@@ -30347,7 +31676,7 @@
       <w:color w:val="0F4761" w:themeColor="accent1" w:themeShade="BF"/>
     </w:rPr>
   </w:style>
-  <w:style w:type="character" w:styleId="ad">
+  <w:style w:type="character" w:styleId="af4">
     <w:name w:val="Intense Reference"/>
     <w:basedOn w:val="a0"/>
     <w:uiPriority w:val="32"/>
@@ -30361,10 +31690,10 @@
       <w:spacing w:val="5"/>
     </w:rPr>
   </w:style>
-  <w:style w:type="paragraph" w:styleId="ae">
+  <w:style w:type="paragraph" w:styleId="af5">
     <w:name w:val="annotation text"/>
     <w:basedOn w:val="a"/>
-    <w:link w:val="af"/>
+    <w:link w:val="af6"/>
     <w:uiPriority w:val="99"/>
     <w:semiHidden/>
     <w:unhideWhenUsed/>
@@ -30374,10 +31703,10 @@
       <w:jc w:val="left"/>
     </w:pPr>
   </w:style>
-  <w:style w:type="character" w:customStyle="1" w:styleId="af">
+  <w:style w:type="character" w:customStyle="1" w:styleId="af6">
     <w:name w:val="批注文字 字符"/>
     <w:basedOn w:val="a0"/>
-    <w:link w:val="ae"/>
+    <w:link w:val="af5"/>
     <w:uiPriority w:val="99"/>
     <w:semiHidden/>
     <w:qFormat/>
@@ -30389,7 +31718,7 @@
       <w14:ligatures w14:val="none"/>
     </w:rPr>
   </w:style>
-  <w:style w:type="character" w:styleId="af0">
+  <w:style w:type="character" w:styleId="af7">
     <w:name w:val="annotation reference"/>
     <w:basedOn w:val="a0"/>
     <w:uiPriority w:val="99"/>
@@ -30402,5 +31731,71 @@
       <w:szCs w:val="21"/>
     </w:rPr>
   </w:style>
+  <w:style w:type="paragraph" w:styleId="af8">
+    <w:name w:val="header"/>
+    <w:basedOn w:val="a"/>
+    <w:link w:val="af9"/>
+    <w:uiPriority w:val="99"/>
+    <w:unhideWhenUsed/>
+    <w:rsid w:val="00142492"/>
+    <w:pPr>
+      <w:tabs>
+        <w:tab w:val="center" w:pos="4153"/>
+        <w:tab w:val="right" w:pos="8306"/>
+      </w:tabs>
+      <w:snapToGrid w:val="0"/>
+      <w:spacing w:line="240" w:lineRule="auto"/>
+      <w:jc w:val="center"/>
+    </w:pPr>
+    <w:rPr>
+      <w:sz w:val="18"/>
+      <w:szCs w:val="18"/>
+    </w:rPr>
+  </w:style>
+  <w:style w:type="character" w:customStyle="1" w:styleId="af9">
+    <w:name w:val="页眉 字符"/>
+    <w:basedOn w:val="a0"/>
+    <w:link w:val="af8"/>
+    <w:uiPriority w:val="99"/>
+    <w:rsid w:val="00142492"/>
+    <w:rPr>
+      <w:rFonts w:ascii="宋体" w:hAnsi="宋体"/>
+      <w:sz w:val="18"/>
+      <w:szCs w:val="18"/>
+    </w:rPr>
+  </w:style>
+  <w:style w:type="paragraph" w:styleId="afa">
+    <w:name w:val="footer"/>
+    <w:basedOn w:val="a"/>
+    <w:link w:val="afb"/>
+    <w:uiPriority w:val="99"/>
+    <w:unhideWhenUsed/>
+    <w:rsid w:val="00142492"/>
+    <w:pPr>
+      <w:tabs>
+        <w:tab w:val="center" w:pos="4153"/>
+        <w:tab w:val="right" w:pos="8306"/>
+      </w:tabs>
+      <w:snapToGrid w:val="0"/>
+      <w:spacing w:line="240" w:lineRule="auto"/>
+      <w:jc w:val="left"/>
+    </w:pPr>
+    <w:rPr>
+      <w:sz w:val="18"/>
+      <w:szCs w:val="18"/>
+    </w:rPr>
+  </w:style>
+  <w:style w:type="character" w:customStyle="1" w:styleId="afb">
+    <w:name w:val="页脚 字符"/>
+    <w:basedOn w:val="a0"/>
+    <w:link w:val="afa"/>
+    <w:uiPriority w:val="99"/>
+    <w:rsid w:val="00142492"/>
+    <w:rPr>
+      <w:rFonts w:ascii="宋体" w:hAnsi="宋体"/>
+      <w:sz w:val="18"/>
+      <w:szCs w:val="18"/>
+    </w:rPr>
+  </w:style>
 </w:styles>
 </file>
--- a/paper/td_sequential_thesis.docx
+++ b/paper/td_sequential_thesis.docx
@@ -308,7 +308,7 @@
                     </pic:cNvPicPr>
                   </pic:nvPicPr>
                   <pic:blipFill>
-                    <a:blip r:embed="rId18"/>
+                    <a:blip r:embed="rId21"/>
                     <a:stretch>
                       <a:fillRect/>
                     </a:stretch>
@@ -1382,7 +1382,7 @@
       <w:pPr>
         <w:adjustRightInd w:val="0"/>
         <w:snapToGrid w:val="0"/>
-        <w:spacing w:beforeLines="100" w:before="312" w:afterLines="100" w:after="312" w:line="360" w:lineRule="auto"/>
+        <w:spacing w:beforeLines="100" w:before="240" w:afterLines="100" w:after="240" w:line="360" w:lineRule="auto"/>
         <w:ind w:firstLine="0" w:left="0" w:right="0" w:hanging="0" w:leftChars="0" w:rightChars="0" w:firstLineChars="0" w:hangingChars="0"/>
         <w:jc w:val="center"/>
         <w:rPr>
@@ -1736,7 +1736,7 @@
                     <pic:cNvPicPr/>
                   </pic:nvPicPr>
                   <pic:blipFill>
-                    <a:blip r:embed="rId17" cstate="print">
+                    <a:blip r:embed="rId20" cstate="print">
                       <a:extLst>
                         <a:ext uri="{28A0092B-C50C-407E-A947-70E740481C1C}">
                           <a14:useLocalDpi xmlns:a14="http://schemas.microsoft.com/office/drawing/2010/main" val="0"/>
@@ -2047,7 +2047,7 @@
                     <pic:cNvPicPr/>
                   </pic:nvPicPr>
                   <pic:blipFill>
-                    <a:blip r:embed="rId17" cstate="print">
+                    <a:blip r:embed="rId20" cstate="print">
                       <a:extLst>
                         <a:ext uri="{28A0092B-C50C-407E-A947-70E740481C1C}">
                           <a14:useLocalDpi xmlns:a14="http://schemas.microsoft.com/office/drawing/2010/main" val="0"/>
@@ -2252,7 +2252,7 @@
                     <pic:cNvPicPr/>
                   </pic:nvPicPr>
                   <pic:blipFill>
-                    <a:blip r:embed="rId16">
+                    <a:blip r:embed="rId18">
                       <a:extLst>
                         <a:ext uri="{28A0092B-C50C-407E-A947-70E740481C1C}">
                           <a14:useLocalDpi xmlns:a14="http://schemas.microsoft.com/office/drawing/2010/main" val="0"/>
@@ -2398,18 +2398,18 @@
     </w:p>
     <w:p>
       <w:pPr>
-        <w:pStyle w:val="FrontMatterTitle"/>
-        <w:jc w:val="both"/>
-        <w:rPr>
-          <w:rFonts w:hint="default"/>
-        </w:rPr>
+        <w:ind w:firstLine="480"/>
       </w:pPr>
     </w:p>
     <w:p>
       <w:pPr>
         <w:sectPr>
-          <w:headerReference w:type="default" r:id="rId12"/>
-          <w:footerReference w:type="default" r:id="rId13"/>
+          <w:headerReference w:type="even" r:id="rId12"/>
+          <w:headerReference w:type="default" r:id="rId13"/>
+          <w:footerReference w:type="even" r:id="rId14"/>
+          <w:footerReference w:type="default" r:id="rId15"/>
+          <w:headerReference w:type="first" r:id="rId16"/>
+          <w:footerReference w:type="first" r:id="rId17"/>
           <w:pgSz w:w="11906" w:h="16838"/>
           <w:pgMar w:top="1418" w:right="1417" w:bottom="1418" w:left="1417" w:header="851" w:footer="851" w:gutter="0"/>
           <w:cols w:space="720"/>
@@ -30078,51 +30078,8 @@
 <w:ftr xmlns:wpc="http://schemas.microsoft.com/office/word/2010/wordprocessingCanvas" xmlns:cx="http://schemas.microsoft.com/office/drawing/2014/chartex" xmlns:cx1="http://schemas.microsoft.com/office/drawing/2015/9/8/chartex" xmlns:cx2="http://schemas.microsoft.com/office/drawing/2015/10/21/chartex" xmlns:cx3="http://schemas.microsoft.com/office/drawing/2016/5/9/chartex" xmlns:cx4="http://schemas.microsoft.com/office/drawing/2016/5/10/chartex" xmlns:cx5="http://schemas.microsoft.com/office/drawing/2016/5/11/chartex" xmlns:cx6="http://schemas.microsoft.com/office/drawing/2016/5/12/chartex" xmlns:cx7="http://schemas.microsoft.com/office/drawing/2016/5/13/chartex" xmlns:cx8="http://schemas.microsoft.com/office/drawing/2016/5/14/chartex" xmlns:mc="http://schemas.openxmlformats.org/markup-compatibility/2006" xmlns:aink="http://schemas.microsoft.com/office/drawing/2016/ink" xmlns:am3d="http://schemas.microsoft.com/office/drawing/2017/model3d" xmlns:o="urn:schemas-microsoft-com:office:office" xmlns:oel="http://schemas.microsoft.com/office/2019/extlst" xmlns:r="http://schemas.openxmlformats.org/officeDocument/2006/relationships" xmlns:m="http://schemas.openxmlformats.org/officeDocument/2006/math" xmlns:v="urn:schemas-microsoft-com:vml" xmlns:wp14="http://schemas.microsoft.com/office/word/2010/wordprocessingDrawing" xmlns:wp="http://schemas.openxmlformats.org/drawingml/2006/wordprocessingDrawing" xmlns:w10="urn:schemas-microsoft-com:office:word" xmlns:w="http://schemas.openxmlformats.org/wordprocessingml/2006/main" xmlns:w14="http://schemas.microsoft.com/office/word/2010/wordml" xmlns:w15="http://schemas.microsoft.com/office/word/2012/wordml" xmlns:w16cex="http://schemas.microsoft.com/office/word/2018/wordml/cex" xmlns:w16cid="http://schemas.microsoft.com/office/word/2016/wordml/cid" xmlns:w16="http://schemas.microsoft.com/office/word/2018/wordml" xmlns:w16du="http://schemas.microsoft.com/office/word/2023/wordml/word16du" xmlns:w16sdtdh="http://schemas.microsoft.com/office/word/2020/wordml/sdtdatahash" xmlns:w16se="http://schemas.microsoft.com/office/word/2015/wordml/symex" xmlns:wpg="http://schemas.microsoft.com/office/word/2010/wordprocessingGroup" xmlns:wpi="http://schemas.microsoft.com/office/word/2010/wordprocessingInk" xmlns:wne="http://schemas.microsoft.com/office/word/2006/wordml" xmlns:wps="http://schemas.microsoft.com/office/word/2010/wordprocessingShape" mc:Ignorable="w14 w15 w16se w16cid w16 w16cex w16sdtdh w16du wp14">
   <w:p>
     <w:pPr>
-      <w:spacing w:line="240" w:lineRule="auto"/>
-      <w:ind w:firstLine="360"/>
-      <w:jc w:val="center"/>
+      <w:ind w:firstLine="480"/>
     </w:pPr>
-    <w:r>
-      <w:rPr>
-        <w:rFonts w:ascii="Times New Roman" w:hAnsi="Times New Roman"/>
-        <w:sz w:val="18"/>
-        <w:szCs w:val="18"/>
-      </w:rPr>
-      <w:fldChar w:fldCharType="begin"/>
-    </w:r>
-    <w:r>
-      <w:rPr>
-        <w:rFonts w:ascii="Times New Roman" w:hAnsi="Times New Roman"/>
-        <w:sz w:val="18"/>
-        <w:szCs w:val="18"/>
-      </w:rPr>
-      <w:instrText>PAGE</w:instrText>
-    </w:r>
-    <w:r>
-      <w:rPr>
-        <w:rFonts w:ascii="Times New Roman" w:hAnsi="Times New Roman"/>
-        <w:sz w:val="18"/>
-        <w:szCs w:val="18"/>
-      </w:rPr>
-      <w:fldChar w:fldCharType="separate"/>
-    </w:r>
-    <w:r>
-      <w:rPr>
-        <w:rFonts w:ascii="Times New Roman" w:hAnsi="Times New Roman"/>
-        <w:noProof/>
-        <w:sz w:val="18"/>
-        <w:szCs w:val="18"/>
-      </w:rPr>
-      <w:t>1</w:t>
-    </w:r>
-    <w:r>
-      <w:rPr>
-        <w:rFonts w:ascii="Times New Roman" w:hAnsi="Times New Roman"/>
-        <w:sz w:val="18"/>
-        <w:szCs w:val="18"/>
-      </w:rPr>
-      <w:fldChar w:fldCharType="end"/>
-    </w:r>
   </w:p>
 </w:ftr>
 </file>
@@ -30146,6 +30103,26 @@
       <w:fldChar w:fldCharType="separate"/>
       <w:fldChar w:fldCharType="end"/>
     </w:r>
+  </w:p>
+</w:ftr>
+</file>
+
+<file path=word/footer2_cover1.xml><?xml version="1.0" encoding="utf-8"?>
+<w:ftr xmlns:wpc="http://schemas.microsoft.com/office/word/2010/wordprocessingCanvas" xmlns:cx="http://schemas.microsoft.com/office/drawing/2014/chartex" xmlns:cx1="http://schemas.microsoft.com/office/drawing/2015/9/8/chartex" xmlns:cx2="http://schemas.microsoft.com/office/drawing/2015/10/21/chartex" xmlns:cx3="http://schemas.microsoft.com/office/drawing/2016/5/9/chartex" xmlns:cx4="http://schemas.microsoft.com/office/drawing/2016/5/10/chartex" xmlns:cx5="http://schemas.microsoft.com/office/drawing/2016/5/11/chartex" xmlns:cx6="http://schemas.microsoft.com/office/drawing/2016/5/12/chartex" xmlns:cx7="http://schemas.microsoft.com/office/drawing/2016/5/13/chartex" xmlns:cx8="http://schemas.microsoft.com/office/drawing/2016/5/14/chartex" xmlns:mc="http://schemas.openxmlformats.org/markup-compatibility/2006" xmlns:aink="http://schemas.microsoft.com/office/drawing/2016/ink" xmlns:am3d="http://schemas.microsoft.com/office/drawing/2017/model3d" xmlns:o="urn:schemas-microsoft-com:office:office" xmlns:oel="http://schemas.microsoft.com/office/2019/extlst" xmlns:r="http://schemas.openxmlformats.org/officeDocument/2006/relationships" xmlns:m="http://schemas.openxmlformats.org/officeDocument/2006/math" xmlns:v="urn:schemas-microsoft-com:vml" xmlns:wp14="http://schemas.microsoft.com/office/word/2010/wordprocessingDrawing" xmlns:wp="http://schemas.openxmlformats.org/drawingml/2006/wordprocessingDrawing" xmlns:w10="urn:schemas-microsoft-com:office:word" xmlns:w="http://schemas.openxmlformats.org/wordprocessingml/2006/main" xmlns:w14="http://schemas.microsoft.com/office/word/2010/wordml" xmlns:w15="http://schemas.microsoft.com/office/word/2012/wordml" xmlns:w16cex="http://schemas.microsoft.com/office/word/2018/wordml/cex" xmlns:w16cid="http://schemas.microsoft.com/office/word/2016/wordml/cid" xmlns:w16="http://schemas.microsoft.com/office/word/2018/wordml" xmlns:w16du="http://schemas.microsoft.com/office/word/2023/wordml/word16du" xmlns:w16sdtdh="http://schemas.microsoft.com/office/word/2020/wordml/sdtdatahash" xmlns:w16se="http://schemas.microsoft.com/office/word/2015/wordml/symex" xmlns:wpg="http://schemas.microsoft.com/office/word/2010/wordprocessingGroup" xmlns:wpi="http://schemas.microsoft.com/office/word/2010/wordprocessingInk" xmlns:wne="http://schemas.microsoft.com/office/word/2006/wordml" xmlns:wps="http://schemas.microsoft.com/office/word/2010/wordprocessingShape" mc:Ignorable="w14 w15 w16se w16cid w16 w16cex w16sdtdh w16du wp14">
+  <w:p>
+    <w:pPr>
+      <w:ind w:firstLineChars="0" w:firstLine="0"/>
+    </w:pPr>
+  </w:p>
+</w:ftr>
+</file>
+
+<file path=word/footer3.xml><?xml version="1.0" encoding="utf-8"?>
+<w:ftr xmlns:wpc="http://schemas.microsoft.com/office/word/2010/wordprocessingCanvas" xmlns:cx="http://schemas.microsoft.com/office/drawing/2014/chartex" xmlns:cx1="http://schemas.microsoft.com/office/drawing/2015/9/8/chartex" xmlns:cx2="http://schemas.microsoft.com/office/drawing/2015/10/21/chartex" xmlns:cx3="http://schemas.microsoft.com/office/drawing/2016/5/9/chartex" xmlns:cx4="http://schemas.microsoft.com/office/drawing/2016/5/10/chartex" xmlns:cx5="http://schemas.microsoft.com/office/drawing/2016/5/11/chartex" xmlns:cx6="http://schemas.microsoft.com/office/drawing/2016/5/12/chartex" xmlns:cx7="http://schemas.microsoft.com/office/drawing/2016/5/13/chartex" xmlns:cx8="http://schemas.microsoft.com/office/drawing/2016/5/14/chartex" xmlns:mc="http://schemas.openxmlformats.org/markup-compatibility/2006" xmlns:aink="http://schemas.microsoft.com/office/drawing/2016/ink" xmlns:am3d="http://schemas.microsoft.com/office/drawing/2017/model3d" xmlns:o="urn:schemas-microsoft-com:office:office" xmlns:oel="http://schemas.microsoft.com/office/2019/extlst" xmlns:r="http://schemas.openxmlformats.org/officeDocument/2006/relationships" xmlns:m="http://schemas.openxmlformats.org/officeDocument/2006/math" xmlns:v="urn:schemas-microsoft-com:vml" xmlns:wp14="http://schemas.microsoft.com/office/word/2010/wordprocessingDrawing" xmlns:wp="http://schemas.openxmlformats.org/drawingml/2006/wordprocessingDrawing" xmlns:w10="urn:schemas-microsoft-com:office:word" xmlns:w="http://schemas.openxmlformats.org/wordprocessingml/2006/main" xmlns:w14="http://schemas.microsoft.com/office/word/2010/wordml" xmlns:w15="http://schemas.microsoft.com/office/word/2012/wordml" xmlns:w16cex="http://schemas.microsoft.com/office/word/2018/wordml/cex" xmlns:w16cid="http://schemas.microsoft.com/office/word/2016/wordml/cid" xmlns:w16="http://schemas.microsoft.com/office/word/2018/wordml" xmlns:w16du="http://schemas.microsoft.com/office/word/2023/wordml/word16du" xmlns:w16sdtdh="http://schemas.microsoft.com/office/word/2020/wordml/sdtdatahash" xmlns:w16se="http://schemas.microsoft.com/office/word/2015/wordml/symex" xmlns:wpg="http://schemas.microsoft.com/office/word/2010/wordprocessingGroup" xmlns:wpi="http://schemas.microsoft.com/office/word/2010/wordprocessingInk" xmlns:wne="http://schemas.microsoft.com/office/word/2006/wordml" xmlns:wps="http://schemas.microsoft.com/office/word/2010/wordprocessingShape" mc:Ignorable="w14 w15 w16se w16cid w16 w16cex w16sdtdh w16du wp14">
+  <w:p>
+    <w:pPr>
+      <w:ind w:firstLine="480"/>
+    </w:pPr>
   </w:p>
 </w:ftr>
 </file>
@@ -30218,21 +30195,28 @@
 <w:hdr xmlns:wpc="http://schemas.microsoft.com/office/word/2010/wordprocessingCanvas" xmlns:cx="http://schemas.microsoft.com/office/drawing/2014/chartex" xmlns:cx1="http://schemas.microsoft.com/office/drawing/2015/9/8/chartex" xmlns:cx2="http://schemas.microsoft.com/office/drawing/2015/10/21/chartex" xmlns:cx3="http://schemas.microsoft.com/office/drawing/2016/5/9/chartex" xmlns:cx4="http://schemas.microsoft.com/office/drawing/2016/5/10/chartex" xmlns:cx5="http://schemas.microsoft.com/office/drawing/2016/5/11/chartex" xmlns:cx6="http://schemas.microsoft.com/office/drawing/2016/5/12/chartex" xmlns:cx7="http://schemas.microsoft.com/office/drawing/2016/5/13/chartex" xmlns:cx8="http://schemas.microsoft.com/office/drawing/2016/5/14/chartex" xmlns:mc="http://schemas.openxmlformats.org/markup-compatibility/2006" xmlns:aink="http://schemas.microsoft.com/office/drawing/2016/ink" xmlns:am3d="http://schemas.microsoft.com/office/drawing/2017/model3d" xmlns:o="urn:schemas-microsoft-com:office:office" xmlns:oel="http://schemas.microsoft.com/office/2019/extlst" xmlns:r="http://schemas.openxmlformats.org/officeDocument/2006/relationships" xmlns:m="http://schemas.openxmlformats.org/officeDocument/2006/math" xmlns:v="urn:schemas-microsoft-com:vml" xmlns:wp14="http://schemas.microsoft.com/office/word/2010/wordprocessingDrawing" xmlns:wp="http://schemas.openxmlformats.org/drawingml/2006/wordprocessingDrawing" xmlns:w10="urn:schemas-microsoft-com:office:word" xmlns:w="http://schemas.openxmlformats.org/wordprocessingml/2006/main" xmlns:w14="http://schemas.microsoft.com/office/word/2010/wordml" xmlns:w15="http://schemas.microsoft.com/office/word/2012/wordml" xmlns:w16cex="http://schemas.microsoft.com/office/word/2018/wordml/cex" xmlns:w16cid="http://schemas.microsoft.com/office/word/2016/wordml/cid" xmlns:w16="http://schemas.microsoft.com/office/word/2018/wordml" xmlns:w16du="http://schemas.microsoft.com/office/word/2023/wordml/word16du" xmlns:w16sdtdh="http://schemas.microsoft.com/office/word/2020/wordml/sdtdatahash" xmlns:w16se="http://schemas.microsoft.com/office/word/2015/wordml/symex" xmlns:wpg="http://schemas.microsoft.com/office/word/2010/wordprocessingGroup" xmlns:wpi="http://schemas.microsoft.com/office/word/2010/wordprocessingInk" xmlns:wne="http://schemas.microsoft.com/office/word/2006/wordml" xmlns:wps="http://schemas.microsoft.com/office/word/2010/wordprocessingShape" mc:Ignorable="w14 w15 w16se w16cid w16 w16cex w16sdtdh w16du wp14">
   <w:p>
     <w:pPr>
-      <w:pBdr>
-        <w:bottom w:val="single" w:sz="8" w:space="1" w:color="000000"/>
-      </w:pBdr>
-      <w:spacing w:after="60" w:line="240" w:lineRule="auto"/>
-      <w:ind w:firstLine="360"/>
-      <w:jc w:val="center"/>
+      <w:ind w:firstLine="480"/>
     </w:pPr>
-    <w:r>
-      <w:rPr>
-        <w:rFonts w:ascii="Times New Roman" w:hAnsi="Times New Roman"/>
-        <w:sz w:val="18"/>
-        <w:szCs w:val="18"/>
-      </w:rPr>
-      <w:t>北京邮电大学本科毕业设计（论文）</w:t>
-    </w:r>
+  </w:p>
+</w:hdr>
+</file>
+
+<file path=word/header2.xml><?xml version="1.0" encoding="utf-8"?>
+<w:hdr xmlns:wpc="http://schemas.microsoft.com/office/word/2010/wordprocessingCanvas" xmlns:cx="http://schemas.microsoft.com/office/drawing/2014/chartex" xmlns:cx1="http://schemas.microsoft.com/office/drawing/2015/9/8/chartex" xmlns:cx2="http://schemas.microsoft.com/office/drawing/2015/10/21/chartex" xmlns:cx3="http://schemas.microsoft.com/office/drawing/2016/5/9/chartex" xmlns:cx4="http://schemas.microsoft.com/office/drawing/2016/5/10/chartex" xmlns:cx5="http://schemas.microsoft.com/office/drawing/2016/5/11/chartex" xmlns:cx6="http://schemas.microsoft.com/office/drawing/2016/5/12/chartex" xmlns:cx7="http://schemas.microsoft.com/office/drawing/2016/5/13/chartex" xmlns:cx8="http://schemas.microsoft.com/office/drawing/2016/5/14/chartex" xmlns:mc="http://schemas.openxmlformats.org/markup-compatibility/2006" xmlns:aink="http://schemas.microsoft.com/office/drawing/2016/ink" xmlns:am3d="http://schemas.microsoft.com/office/drawing/2017/model3d" xmlns:o="urn:schemas-microsoft-com:office:office" xmlns:oel="http://schemas.microsoft.com/office/2019/extlst" xmlns:r="http://schemas.openxmlformats.org/officeDocument/2006/relationships" xmlns:m="http://schemas.openxmlformats.org/officeDocument/2006/math" xmlns:v="urn:schemas-microsoft-com:vml" xmlns:wp14="http://schemas.microsoft.com/office/word/2010/wordprocessingDrawing" xmlns:wp="http://schemas.openxmlformats.org/drawingml/2006/wordprocessingDrawing" xmlns:w10="urn:schemas-microsoft-com:office:word" xmlns:w="http://schemas.openxmlformats.org/wordprocessingml/2006/main" xmlns:w14="http://schemas.microsoft.com/office/word/2010/wordml" xmlns:w15="http://schemas.microsoft.com/office/word/2012/wordml" xmlns:w16cex="http://schemas.microsoft.com/office/word/2018/wordml/cex" xmlns:w16cid="http://schemas.microsoft.com/office/word/2016/wordml/cid" xmlns:w16="http://schemas.microsoft.com/office/word/2018/wordml" xmlns:w16du="http://schemas.microsoft.com/office/word/2023/wordml/word16du" xmlns:w16sdtdh="http://schemas.microsoft.com/office/word/2020/wordml/sdtdatahash" xmlns:w16se="http://schemas.microsoft.com/office/word/2015/wordml/symex" xmlns:wpg="http://schemas.microsoft.com/office/word/2010/wordprocessingGroup" xmlns:wpi="http://schemas.microsoft.com/office/word/2010/wordprocessingInk" xmlns:wne="http://schemas.microsoft.com/office/word/2006/wordml" xmlns:wps="http://schemas.microsoft.com/office/word/2010/wordprocessingShape" mc:Ignorable="w14 w15 w16se w16cid w16 w16cex w16sdtdh w16du wp14">
+  <w:p>
+    <w:pPr>
+      <w:ind w:left="480" w:firstLineChars="0" w:firstLine="0"/>
+    </w:pPr>
+  </w:p>
+</w:hdr>
+</file>
+
+<file path=word/header3.xml><?xml version="1.0" encoding="utf-8"?>
+<w:hdr xmlns:wpc="http://schemas.microsoft.com/office/word/2010/wordprocessingCanvas" xmlns:cx="http://schemas.microsoft.com/office/drawing/2014/chartex" xmlns:cx1="http://schemas.microsoft.com/office/drawing/2015/9/8/chartex" xmlns:cx2="http://schemas.microsoft.com/office/drawing/2015/10/21/chartex" xmlns:cx3="http://schemas.microsoft.com/office/drawing/2016/5/9/chartex" xmlns:cx4="http://schemas.microsoft.com/office/drawing/2016/5/10/chartex" xmlns:cx5="http://schemas.microsoft.com/office/drawing/2016/5/11/chartex" xmlns:cx6="http://schemas.microsoft.com/office/drawing/2016/5/12/chartex" xmlns:cx7="http://schemas.microsoft.com/office/drawing/2016/5/13/chartex" xmlns:cx8="http://schemas.microsoft.com/office/drawing/2016/5/14/chartex" xmlns:mc="http://schemas.openxmlformats.org/markup-compatibility/2006" xmlns:aink="http://schemas.microsoft.com/office/drawing/2016/ink" xmlns:am3d="http://schemas.microsoft.com/office/drawing/2017/model3d" xmlns:o="urn:schemas-microsoft-com:office:office" xmlns:oel="http://schemas.microsoft.com/office/2019/extlst" xmlns:r="http://schemas.openxmlformats.org/officeDocument/2006/relationships" xmlns:m="http://schemas.openxmlformats.org/officeDocument/2006/math" xmlns:v="urn:schemas-microsoft-com:vml" xmlns:wp14="http://schemas.microsoft.com/office/word/2010/wordprocessingDrawing" xmlns:wp="http://schemas.openxmlformats.org/drawingml/2006/wordprocessingDrawing" xmlns:w10="urn:schemas-microsoft-com:office:word" xmlns:w="http://schemas.openxmlformats.org/wordprocessingml/2006/main" xmlns:w14="http://schemas.microsoft.com/office/word/2010/wordml" xmlns:w15="http://schemas.microsoft.com/office/word/2012/wordml" xmlns:w16cex="http://schemas.microsoft.com/office/word/2018/wordml/cex" xmlns:w16cid="http://schemas.microsoft.com/office/word/2016/wordml/cid" xmlns:w16="http://schemas.microsoft.com/office/word/2018/wordml" xmlns:w16du="http://schemas.microsoft.com/office/word/2023/wordml/word16du" xmlns:w16sdtdh="http://schemas.microsoft.com/office/word/2020/wordml/sdtdatahash" xmlns:w16se="http://schemas.microsoft.com/office/word/2015/wordml/symex" xmlns:wpg="http://schemas.microsoft.com/office/word/2010/wordprocessingGroup" xmlns:wpi="http://schemas.microsoft.com/office/word/2010/wordprocessingInk" xmlns:wne="http://schemas.microsoft.com/office/word/2006/wordml" xmlns:wps="http://schemas.microsoft.com/office/word/2010/wordprocessingShape" mc:Ignorable="w14 w15 w16se w16cid w16 w16cex w16sdtdh w16du wp14">
+  <w:p>
+    <w:pPr>
+      <w:ind w:firstLine="480"/>
+    </w:pPr>
   </w:p>
 </w:hdr>
 </file>
@@ -31291,16 +31275,6 @@
       <w14:ligatures w14:val="standardContextual"/>
     </w:rPr>
   </w:style>
-  <w:style w:type="paragraph" w:customStyle="1" w:styleId="11">
-    <w:name w:val="要点1"/>
-    <w:basedOn w:val="a"/>
-    <w:next w:val="a"/>
-    <w:qFormat/>
-    <w:rPr>
-      <w:b/>
-      <w:bCs/>
-    </w:rPr>
-  </w:style>
   <w:style w:type="paragraph" w:styleId="a5">
     <w:name w:val="List Paragraph"/>
     <w:basedOn w:val="a"/>
@@ -31321,15 +31295,6 @@
     </w:rPr>
   </w:style>
   <w:style w:type="character" w:styleId="a6">
-    <w:name w:val="Hyperlink"/>
-    <w:uiPriority w:val="99"/>
-    <w:unhideWhenUsed/>
-    <w:rPr>
-      <w:color w:val="000000"/>
-      <w:u w:val="none"/>
-    </w:rPr>
-  </w:style>
-  <w:style w:type="character" w:styleId="a7">
     <w:name w:val="footnote reference"/>
     <w:uiPriority w:val="99"/>
     <w:semiHidden/>
@@ -31338,10 +31303,10 @@
       <w:vertAlign w:val="superscript"/>
     </w:rPr>
   </w:style>
-  <w:style w:type="paragraph" w:styleId="a8">
+  <w:style w:type="paragraph" w:styleId="a7">
     <w:name w:val="footnote text"/>
     <w:basedOn w:val="a"/>
-    <w:link w:val="a9"/>
+    <w:link w:val="a8"/>
     <w:uiPriority w:val="99"/>
     <w:semiHidden/>
     <w:unhideWhenUsed/>
@@ -31353,9 +31318,9 @@
       <w:szCs w:val="20"/>
     </w:rPr>
   </w:style>
-  <w:style w:type="character" w:customStyle="1" w:styleId="a9">
+  <w:style w:type="character" w:customStyle="1" w:styleId="a8">
     <w:name w:val="脚注文本 字符"/>
-    <w:link w:val="a8"/>
+    <w:link w:val="a7"/>
     <w:uiPriority w:val="99"/>
     <w:semiHidden/>
     <w:unhideWhenUsed/>
@@ -31364,7 +31329,7 @@
       <w:szCs w:val="20"/>
     </w:rPr>
   </w:style>
-  <w:style w:type="character" w:styleId="aa">
+  <w:style w:type="character" w:styleId="a9">
     <w:name w:val="endnote reference"/>
     <w:uiPriority w:val="99"/>
     <w:semiHidden/>
@@ -31373,10 +31338,10 @@
       <w:vertAlign w:val="superscript"/>
     </w:rPr>
   </w:style>
-  <w:style w:type="paragraph" w:styleId="ab">
+  <w:style w:type="paragraph" w:styleId="aa">
     <w:name w:val="endnote text"/>
     <w:basedOn w:val="a"/>
-    <w:link w:val="ac"/>
+    <w:link w:val="ab"/>
     <w:uiPriority w:val="99"/>
     <w:semiHidden/>
     <w:unhideWhenUsed/>
@@ -31388,33 +31353,15 @@
       <w:szCs w:val="20"/>
     </w:rPr>
   </w:style>
-  <w:style w:type="character" w:customStyle="1" w:styleId="ac">
+  <w:style w:type="character" w:customStyle="1" w:styleId="ab">
     <w:name w:val="尾注文本 字符"/>
-    <w:link w:val="ab"/>
+    <w:link w:val="aa"/>
     <w:uiPriority w:val="99"/>
     <w:semiHidden/>
     <w:unhideWhenUsed/>
     <w:rPr>
       <w:sz w:val="20"/>
       <w:szCs w:val="20"/>
-    </w:rPr>
-  </w:style>
-  <w:style w:type="paragraph" w:styleId="TOC">
-    <w:name w:val="TOC Heading"/>
-    <w:basedOn w:val="a"/>
-    <w:qFormat/>
-    <w:pPr>
-      <w:spacing w:after="300" w:line="360" w:lineRule="auto"/>
-      <w:ind w:firstLine="0"/>
-      <w:jc w:val="center"/>
-    </w:pPr>
-    <w:rPr>
-      <w:rFonts w:ascii="Times New Roman" w:eastAsia="黑体" w:hAnsi="Times New Roman" w:hint="eastAsia"/>
-      <w:b/>
-      <w:bCs/>
-      <w:color w:val="000000"/>
-      <w:sz w:val="32"/>
-      <w:szCs w:val="32"/>
     </w:rPr>
   </w:style>
   <w:style w:type="character" w:customStyle="1" w:styleId="10">
@@ -31551,11 +31498,11 @@
       <w:szCs w:val="56"/>
     </w:rPr>
   </w:style>
-  <w:style w:type="paragraph" w:styleId="ad">
+  <w:style w:type="paragraph" w:styleId="ac">
     <w:name w:val="Subtitle"/>
     <w:basedOn w:val="a"/>
     <w:next w:val="a"/>
-    <w:link w:val="ae"/>
+    <w:link w:val="ad"/>
     <w:uiPriority w:val="11"/>
     <w:qFormat/>
     <w:rsid w:val="00E1701F"/>
@@ -31576,10 +31523,10 @@
       <w14:ligatures w14:val="standardContextual"/>
     </w:rPr>
   </w:style>
-  <w:style w:type="character" w:customStyle="1" w:styleId="ae">
+  <w:style w:type="character" w:customStyle="1" w:styleId="ad">
     <w:name w:val="副标题 字符"/>
     <w:basedOn w:val="a0"/>
-    <w:link w:val="ad"/>
+    <w:link w:val="ac"/>
     <w:uiPriority w:val="11"/>
     <w:rsid w:val="00E1701F"/>
     <w:rPr>
@@ -31590,11 +31537,11 @@
       <w:szCs w:val="28"/>
     </w:rPr>
   </w:style>
-  <w:style w:type="paragraph" w:styleId="af">
+  <w:style w:type="paragraph" w:styleId="ae">
     <w:name w:val="Quote"/>
     <w:basedOn w:val="a"/>
     <w:next w:val="a"/>
-    <w:link w:val="af0"/>
+    <w:link w:val="af"/>
     <w:uiPriority w:val="29"/>
     <w:qFormat/>
     <w:rsid w:val="00E1701F"/>
@@ -31613,10 +31560,10 @@
       <w14:ligatures w14:val="standardContextual"/>
     </w:rPr>
   </w:style>
-  <w:style w:type="character" w:customStyle="1" w:styleId="af0">
+  <w:style w:type="character" w:customStyle="1" w:styleId="af">
     <w:name w:val="引用 字符"/>
     <w:basedOn w:val="a0"/>
-    <w:link w:val="af"/>
+    <w:link w:val="ae"/>
     <w:uiPriority w:val="29"/>
     <w:rsid w:val="00E1701F"/>
     <w:rPr>
@@ -31625,7 +31572,7 @@
       <w:color w:val="404040" w:themeColor="text1" w:themeTint="BF"/>
     </w:rPr>
   </w:style>
-  <w:style w:type="character" w:styleId="af1">
+  <w:style w:type="character" w:styleId="af0">
     <w:name w:val="Intense Emphasis"/>
     <w:basedOn w:val="a0"/>
     <w:uiPriority w:val="21"/>
@@ -31637,11 +31584,11 @@
       <w:color w:val="0F4761" w:themeColor="accent1" w:themeShade="BF"/>
     </w:rPr>
   </w:style>
-  <w:style w:type="paragraph" w:styleId="af2">
+  <w:style w:type="paragraph" w:styleId="af1">
     <w:name w:val="Intense Quote"/>
     <w:basedOn w:val="a"/>
     <w:next w:val="a"/>
-    <w:link w:val="af3"/>
+    <w:link w:val="af2"/>
     <w:uiPriority w:val="30"/>
     <w:qFormat/>
     <w:rsid w:val="00E1701F"/>
@@ -31664,10 +31611,10 @@
       <w14:ligatures w14:val="standardContextual"/>
     </w:rPr>
   </w:style>
-  <w:style w:type="character" w:customStyle="1" w:styleId="af3">
+  <w:style w:type="character" w:customStyle="1" w:styleId="af2">
     <w:name w:val="明显引用 字符"/>
     <w:basedOn w:val="a0"/>
-    <w:link w:val="af2"/>
+    <w:link w:val="af1"/>
     <w:uiPriority w:val="30"/>
     <w:rsid w:val="00E1701F"/>
     <w:rPr>
@@ -31676,7 +31623,7 @@
       <w:color w:val="0F4761" w:themeColor="accent1" w:themeShade="BF"/>
     </w:rPr>
   </w:style>
-  <w:style w:type="character" w:styleId="af4">
+  <w:style w:type="character" w:styleId="af3">
     <w:name w:val="Intense Reference"/>
     <w:basedOn w:val="a0"/>
     <w:uiPriority w:val="32"/>
@@ -31690,10 +31637,10 @@
       <w:spacing w:val="5"/>
     </w:rPr>
   </w:style>
-  <w:style w:type="paragraph" w:styleId="af5">
+  <w:style w:type="paragraph" w:styleId="af4">
     <w:name w:val="annotation text"/>
     <w:basedOn w:val="a"/>
-    <w:link w:val="af6"/>
+    <w:link w:val="af5"/>
     <w:uiPriority w:val="99"/>
     <w:semiHidden/>
     <w:unhideWhenUsed/>
@@ -31703,10 +31650,10 @@
       <w:jc w:val="left"/>
     </w:pPr>
   </w:style>
-  <w:style w:type="character" w:customStyle="1" w:styleId="af6">
+  <w:style w:type="character" w:customStyle="1" w:styleId="af5">
     <w:name w:val="批注文字 字符"/>
     <w:basedOn w:val="a0"/>
-    <w:link w:val="af5"/>
+    <w:link w:val="af4"/>
     <w:uiPriority w:val="99"/>
     <w:semiHidden/>
     <w:qFormat/>
@@ -31718,7 +31665,7 @@
       <w14:ligatures w14:val="none"/>
     </w:rPr>
   </w:style>
-  <w:style w:type="character" w:styleId="af7">
+  <w:style w:type="character" w:styleId="af6">
     <w:name w:val="annotation reference"/>
     <w:basedOn w:val="a0"/>
     <w:uiPriority w:val="99"/>
@@ -31731,71 +31678,5 @@
       <w:szCs w:val="21"/>
     </w:rPr>
   </w:style>
-  <w:style w:type="paragraph" w:styleId="af8">
-    <w:name w:val="header"/>
-    <w:basedOn w:val="a"/>
-    <w:link w:val="af9"/>
-    <w:uiPriority w:val="99"/>
-    <w:unhideWhenUsed/>
-    <w:rsid w:val="00142492"/>
-    <w:pPr>
-      <w:tabs>
-        <w:tab w:val="center" w:pos="4153"/>
-        <w:tab w:val="right" w:pos="8306"/>
-      </w:tabs>
-      <w:snapToGrid w:val="0"/>
-      <w:spacing w:line="240" w:lineRule="auto"/>
-      <w:jc w:val="center"/>
-    </w:pPr>
-    <w:rPr>
-      <w:sz w:val="18"/>
-      <w:szCs w:val="18"/>
-    </w:rPr>
-  </w:style>
-  <w:style w:type="character" w:customStyle="1" w:styleId="af9">
-    <w:name w:val="页眉 字符"/>
-    <w:basedOn w:val="a0"/>
-    <w:link w:val="af8"/>
-    <w:uiPriority w:val="99"/>
-    <w:rsid w:val="00142492"/>
-    <w:rPr>
-      <w:rFonts w:ascii="宋体" w:hAnsi="宋体"/>
-      <w:sz w:val="18"/>
-      <w:szCs w:val="18"/>
-    </w:rPr>
-  </w:style>
-  <w:style w:type="paragraph" w:styleId="afa">
-    <w:name w:val="footer"/>
-    <w:basedOn w:val="a"/>
-    <w:link w:val="afb"/>
-    <w:uiPriority w:val="99"/>
-    <w:unhideWhenUsed/>
-    <w:rsid w:val="00142492"/>
-    <w:pPr>
-      <w:tabs>
-        <w:tab w:val="center" w:pos="4153"/>
-        <w:tab w:val="right" w:pos="8306"/>
-      </w:tabs>
-      <w:snapToGrid w:val="0"/>
-      <w:spacing w:line="240" w:lineRule="auto"/>
-      <w:jc w:val="left"/>
-    </w:pPr>
-    <w:rPr>
-      <w:sz w:val="18"/>
-      <w:szCs w:val="18"/>
-    </w:rPr>
-  </w:style>
-  <w:style w:type="character" w:customStyle="1" w:styleId="afb">
-    <w:name w:val="页脚 字符"/>
-    <w:basedOn w:val="a0"/>
-    <w:link w:val="afa"/>
-    <w:uiPriority w:val="99"/>
-    <w:rsid w:val="00142492"/>
-    <w:rPr>
-      <w:rFonts w:ascii="宋体" w:hAnsi="宋体"/>
-      <w:sz w:val="18"/>
-      <w:szCs w:val="18"/>
-    </w:rPr>
-  </w:style>
 </w:styles>
 </file>